--- a/src/templates/Termos garantia Doculoc 23.10.26 - Colina.docx
+++ b/src/templates/Termos garantia Doculoc 23.10.26 - Colina.docx
@@ -1993,15 +1993,6 @@
               </w:rPr>
             </w:pPr>
             <w:r>
-              <w:t>R$</w:t>
-            </w:r>
-            <w:r>
-              <w:rPr>
-                <w:color w:val="EE0000"/>
-              </w:rPr>
-              <w:t xml:space="preserve"> </w:t>
-            </w:r>
-            <w:r>
               <w:rPr>
                 <w:b/>
                 <w:bCs/>
@@ -2015,6 +2006,153 @@
             <w:pPr>
               <w:spacing w:after="0"/>
             </w:pPr>
+          </w:p>
+        </w:tc>
+      </w:tr>
+      <w:tr>
+        <w:trPr>
+          <w:cantSplit/>
+          <w:jc w:val="center"/>
+        </w:trPr>
+        <w:tc>
+          <w:tcPr>
+            <w:tcW w:w="3402" w:type="dxa"/>
+            <w:shd w:val="clear" w:color="auto" w:fill="EDEDED"/>
+            <w:vAlign w:val="center"/>
+          </w:tcPr>
+          <w:p>
+            <w:pPr>
+              <w:spacing w:after="0"/>
+              <w:rPr>
+                <w:b/>
+                <w:sz w:val="20"/>
+              </w:rPr>
+            </w:pPr>
+            <w:r>
+              <w:rPr>
+                <w:b/>
+                <w:sz w:val="20"/>
+              </w:rPr>
+              <w:t>Aluguel</w:t>
+            </w:r>
+          </w:p>
+        </w:tc>
+        <w:tc>
+          <w:tcPr>
+            <w:tcW w:w="5669" w:type="dxa"/>
+            <w:vAlign w:val="center"/>
+          </w:tcPr>
+          <w:p>
+            <w:pPr>
+              <w:spacing w:after="0"/>
+              <w:rPr>
+                <w:sz w:val="20"/>
+              </w:rPr>
+            </w:pPr>
+            <w:r>
+              <w:rPr>
+                <w:sz w:val="20"/>
+              </w:rPr>
+              <w:t>{rentValue}</w:t>
+            </w:r>
+          </w:p>
+        </w:tc>
+      </w:tr>
+      <w:tr>
+        <w:trPr>
+          <w:cantSplit/>
+          <w:jc w:val="center"/>
+        </w:trPr>
+        <w:tc>
+          <w:tcPr>
+            <w:tcW w:w="3402" w:type="dxa"/>
+            <w:shd w:val="clear" w:color="auto" w:fill="EDEDED"/>
+            <w:vAlign w:val="center"/>
+          </w:tcPr>
+          <w:p>
+            <w:pPr>
+              <w:spacing w:after="0"/>
+              <w:rPr>
+                <w:b/>
+                <w:sz w:val="20"/>
+              </w:rPr>
+            </w:pPr>
+            <w:r>
+              <w:rPr>
+                <w:b/>
+                <w:sz w:val="20"/>
+              </w:rPr>
+              <w:t>Condomínio</w:t>
+            </w:r>
+          </w:p>
+        </w:tc>
+        <w:tc>
+          <w:tcPr>
+            <w:tcW w:w="5669" w:type="dxa"/>
+            <w:vAlign w:val="center"/>
+          </w:tcPr>
+          <w:p>
+            <w:pPr>
+              <w:spacing w:after="0"/>
+              <w:rPr>
+                <w:sz w:val="20"/>
+              </w:rPr>
+            </w:pPr>
+            <w:r>
+              <w:rPr>
+                <w:sz w:val="20"/>
+              </w:rPr>
+              <w:t>{condominiumValue}</w:t>
+            </w:r>
+          </w:p>
+        </w:tc>
+      </w:tr>
+      <w:tr>
+        <w:trPr>
+          <w:cantSplit/>
+          <w:jc w:val="center"/>
+        </w:trPr>
+        <w:tc>
+          <w:tcPr>
+            <w:tcW w:w="3402" w:type="dxa"/>
+            <w:shd w:val="clear" w:color="auto" w:fill="EDEDED"/>
+            <w:vAlign w:val="center"/>
+          </w:tcPr>
+          <w:p>
+            <w:pPr>
+              <w:spacing w:after="0"/>
+              <w:rPr>
+                <w:b/>
+                <w:sz w:val="20"/>
+              </w:rPr>
+            </w:pPr>
+            <w:r>
+              <w:rPr>
+                <w:b/>
+                <w:sz w:val="20"/>
+              </w:rPr>
+              <w:t>IPTU</w:t>
+            </w:r>
+          </w:p>
+        </w:tc>
+        <w:tc>
+          <w:tcPr>
+            <w:tcW w:w="5669" w:type="dxa"/>
+            <w:vAlign w:val="center"/>
+          </w:tcPr>
+          <w:p>
+            <w:pPr>
+              <w:spacing w:after="0"/>
+              <w:rPr>
+                <w:sz w:val="20"/>
+              </w:rPr>
+            </w:pPr>
+            <w:r>
+              <w:rPr>
+                <w:sz w:val="20"/>
+              </w:rPr>
+              <w:t>{iptuValue}</w:t>
+            </w:r>
           </w:p>
         </w:tc>
       </w:tr>

--- a/src/templates/Termos garantia Doculoc 23.10.26 - Colina.docx
+++ b/src/templates/Termos garantia Doculoc 23.10.26 - Colina.docx
@@ -953,16 +953,12 @@
                             <w:p>
                               <w:pPr>
                                 <w:rPr>
-                                  <w:b/>
-                                  <w:bCs/>
                                   <w:color w:val="000000"/>
                                   <w:lang w:val="pt-BR"/>
                                 </w:rPr>
                               </w:pPr>
                               <w:r>
                                 <w:rPr>
-                                  <w:b/>
-                                  <w:bCs/>
                                   <w:color w:val="000000"/>
                                   <w:lang w:val="pt-BR"/>
                                 </w:rPr>
@@ -1063,16 +1059,12 @@
                       <w:p>
                         <w:pPr>
                           <w:rPr>
-                            <w:b/>
-                            <w:bCs/>
                             <w:color w:val="000000"/>
                             <w:lang w:val="pt-BR"/>
                           </w:rPr>
                         </w:pPr>
                         <w:r>
                           <w:rPr>
-                            <w:b/>
-                            <w:bCs/>
                             <w:color w:val="000000"/>
                             <w:lang w:val="pt-BR"/>
                           </w:rPr>
@@ -1383,6 +1375,8 @@
                               <w:r>
                                 <w:rPr>
                                   <w:rFonts w:cs="Arial"/>
+                                  <w:b/>
+                                  <w:bCs/>
                                   <w:color w:val="000000"/>
                                   <w:szCs w:val="24"/>
                                 </w:rPr>
@@ -1397,8 +1391,6 @@
                               </w:pPr>
                               <w:r>
                                 <w:rPr>
-                                  <w:b/>
-                                  <w:bCs/>
                                   <w:color w:val="000000"/>
                                 </w:rPr>
                                 <w:t>{partnerLine}</w:t>
@@ -1508,6 +1500,8 @@
                         <w:r>
                           <w:rPr>
                             <w:rFonts w:cs="Arial"/>
+                            <w:b/>
+                            <w:bCs/>
                             <w:color w:val="000000"/>
                             <w:szCs w:val="24"/>
                           </w:rPr>
@@ -1522,8 +1516,6 @@
                         </w:pPr>
                         <w:r>
                           <w:rPr>
-                            <w:b/>
-                            <w:bCs/>
                             <w:color w:val="000000"/>
                           </w:rPr>
                           <w:t>{partnerLine}</w:t>

--- a/src/templates/Termos garantia Doculoc 23.10.26 - Colina.docx
+++ b/src/templates/Termos garantia Doculoc 23.10.26 - Colina.docx
@@ -2595,34 +2595,8 @@
               <w:rPr>
                 <w:sz w:val="20"/>
               </w:rPr>
-              <w:t>1</w:t>
+              <w:t>10% valor do pacote ({monthlyServiceFee})</w:t>
             </w:r>
-            <w:r>
-              <w:rPr>
-                <w:sz w:val="20"/>
-              </w:rPr>
-              <w:t>0</w:t>
-            </w:r>
-            <w:r>
-              <w:rPr>
-                <w:sz w:val="20"/>
-              </w:rPr>
-              <w:t>%</w:t>
-            </w:r>
-            <w:r>
-              <w:rPr>
-                <w:sz w:val="20"/>
-              </w:rPr>
-              <w:t xml:space="preserve"> valor do </w:t>
-            </w:r>
-            <w:proofErr w:type="spellStart"/>
-            <w:r>
-              <w:rPr>
-                <w:sz w:val="20"/>
-              </w:rPr>
-              <w:t>pacote</w:t>
-            </w:r>
-            <w:proofErr w:type="spellEnd"/>
           </w:p>
         </w:tc>
       </w:tr>

--- a/src/templates/Termos garantia Doculoc 23.10.26 - Colina.docx
+++ b/src/templates/Termos garantia Doculoc 23.10.26 - Colina.docx
@@ -809,27 +809,29 @@
       <w:pPr>
         <w:ind w:left="360"/>
         <w:rPr>
+          <w:u w:val="single"/>
           <w:lang w:val="pt-BR"/>
         </w:rPr>
       </w:pPr>
       <w:r>
         <w:rPr>
           <w:noProof/>
+          <w:u w:val="single"/>
           <w:lang w:val="pt-BR"/>
         </w:rPr>
         <mc:AlternateContent>
           <mc:Choice Requires="wpg">
             <w:drawing>
-              <wp:anchor distT="0" distB="0" distL="114300" distR="114300" simplePos="0" relativeHeight="251660288" behindDoc="0" locked="0" layoutInCell="1" allowOverlap="1" wp14:anchorId="08143E06" wp14:editId="34B9A95E">
+              <wp:anchor distT="0" distB="0" distL="114300" distR="114300" simplePos="0" relativeHeight="251660288" behindDoc="0" locked="0" layoutInCell="1" allowOverlap="1" wp14:anchorId="08143E06" wp14:editId="125B8168">
                 <wp:simplePos x="0" y="0"/>
                 <wp:positionH relativeFrom="margin">
-                  <wp:posOffset>-222206</wp:posOffset>
+                  <wp:posOffset>-223520</wp:posOffset>
                 </wp:positionH>
                 <wp:positionV relativeFrom="paragraph">
-                  <wp:posOffset>125411</wp:posOffset>
+                  <wp:posOffset>122555</wp:posOffset>
                 </wp:positionV>
-                <wp:extent cx="6015445" cy="1534885"/>
-                <wp:effectExtent l="0" t="0" r="23495" b="27305"/>
+                <wp:extent cx="6015424" cy="1724025"/>
+                <wp:effectExtent l="0" t="0" r="23495" b="28575"/>
                 <wp:wrapNone/>
                 <wp:docPr id="40" name="Agrupar 40"/>
                 <wp:cNvGraphicFramePr/>
@@ -840,9 +842,9 @@
                       <wpg:grpSpPr>
                         <a:xfrm>
                           <a:off x="0" y="0"/>
-                          <a:ext cx="6015445" cy="1534885"/>
+                          <a:ext cx="6015424" cy="1724025"/>
                           <a:chOff x="0" y="-19050"/>
-                          <a:chExt cx="6015445" cy="1534885"/>
+                          <a:chExt cx="6015424" cy="1687295"/>
                         </a:xfrm>
                       </wpg:grpSpPr>
                       <wps:wsp>
@@ -850,8 +852,8 @@
                         <wps:cNvSpPr/>
                         <wps:spPr>
                           <a:xfrm>
-                            <a:off x="725260" y="-19050"/>
-                            <a:ext cx="5290185" cy="1534885"/>
+                            <a:off x="725239" y="-19050"/>
+                            <a:ext cx="5290185" cy="1687295"/>
                           </a:xfrm>
                           <a:prstGeom prst="roundRect">
                             <a:avLst/>
@@ -910,8 +912,8 @@
                         <wps:cNvSpPr txBox="1"/>
                         <wps:spPr>
                           <a:xfrm>
-                            <a:off x="1436914" y="250371"/>
-                            <a:ext cx="4419600" cy="1196975"/>
+                            <a:off x="1408302" y="100250"/>
+                            <a:ext cx="4419600" cy="1437486"/>
                           </a:xfrm>
                           <a:prstGeom prst="rect">
                             <a:avLst/>
@@ -1012,13 +1014,16 @@
                 <wp14:sizeRelH relativeFrom="margin">
                   <wp14:pctWidth>0</wp14:pctWidth>
                 </wp14:sizeRelH>
+                <wp14:sizeRelV relativeFrom="margin">
+                  <wp14:pctHeight>0</wp14:pctHeight>
+                </wp14:sizeRelV>
               </wp:anchor>
             </w:drawing>
           </mc:Choice>
           <mc:Fallback>
             <w:pict>
-              <v:group w14:anchorId="08143E06" id="Agrupar 40" o:spid="_x0000_s1026" style="position:absolute;left:0;text-align:left;margin-left:-17.5pt;margin-top:9.85pt;width:473.65pt;height:120.85pt;z-index:251660288;mso-position-horizontal-relative:margin;mso-width-relative:margin" coordorigin=",-190" coordsize="60154,15348" o:gfxdata="UEsDBBQABgAIAAAAIQCo1seoEwEAAEkCAAATAAAAW0NvbnRlbnRfVHlwZXNdLnhtbJSSwU7DMBBE&#10;70j8g+UrShx6QAgl6YGUIyBUPsCyN4lFvLa8JrR/j5O2ElRtpR493jc7I7tcbuzARghkHFb8Pi84&#10;A1ROG+wq/rl+yR45oyhRy8EhVHwLxJf17U253noglmikivcx+ichSPVgJeXOA6ab1gUrYzqGTnip&#10;vmQHYlEUD0I5jIAxi5MHr8sGWvk9RLbaJHmXxGPH2fNublpVcWMnftLFSSLAQEeI9H4wSsbUTYyo&#10;j3Jl+0x5IucZ6o2nuxT8zAYaT2dK+gVq8vvf5G+s/ba39ATBaGDvMsRXaVNfoQMJWLjGqfyyx1TN&#10;Uuba1ijIm0CrmTpkOuet3Q8GGK81bxL2AePBXcwfof4FAAD//wMAUEsDBBQABgAIAAAAIQA4/SH/&#10;1gAAAJQBAAALAAAAX3JlbHMvLnJlbHOkkMFqwzAMhu+DvYPRfXGawxijTi+j0GvpHsDYimMaW0Yy&#10;2fr2M4PBMnrbUb/Q94l/f/hMi1qRJVI2sOt6UJgd+ZiDgffL8ekFlFSbvV0oo4EbChzGx4f9GRdb&#10;25HMsYhqlCwG5lrLq9biZkxWOiqY22YiTra2kYMu1l1tQD30/bPm3wwYN0x18gb45AdQl1tp5j/s&#10;FB2T0FQ7R0nTNEV3j6o9feQzro1iOWA14Fm+Q8a1a8+Bvu/d/dMb2JY5uiPbhG/ktn4cqGU/er3p&#10;cvwCAAD//wMAUEsDBBQABgAIAAAAIQBJe68C0AQAADgPAAAOAAAAZHJzL2Uyb0RvYy54bWzsV+tu&#10;2zYU/j9g70Dof2rr4psQp/CcJigQtEGTor9pirKESiRH0rGzt+leYY+QF9tHSvKtuWztMAxDDUQh&#10;RfLwnE/nO5fT15u6Indcm1KKaRC+6geECyazUiynwcfbi5NxQIylIqOVFHwa3HMTvD77+afTtUp5&#10;JAtZZVwTCBEmXatpUFir0l7PsILX1LySigss5lLX1GKql71M0zWk11Uv6veHvbXUmdKScWPw9rxZ&#10;DM68/DznzL7Pc8MtqaYBdLP+qf1z4Z69s1OaLjVVRclaNeg3aFHTUuDSrahzailZ6fIrUXXJtDQy&#10;t6+YrHsyz0vGvQ2wJuwfWXOp5Up5W5bpeqm2MAHaI5y+WSx7d3ep1Y261kBirZbAws+cLZtc1+4/&#10;tCQbD9n9FjK+sYTh5bAfDpJkEBCGtXAQJ+PxoAGVFUB+d+4knPQHLd6sePPC8V53e+9Ap7WCl5gd&#10;EOb7gLgpqOIeX5MCiGtNymwaxPATQWs46wduH34Xy1UlUzKnwkpDZlrzTMKdM0yw06PmT28xNKkB&#10;nI8AOIoG0RDCgdQ+Gh2Ug2jSD4HeMZRbLGiqtLGXXNbEDaYB3ENkH+Dj3vXo3ZWx0Af7u31OCSEv&#10;yqryfl4JssZXikZ9aMEo6JZX1GJYK9htxDIgtFqCx8xqL9LIqszccSfI6OViXmlyR8Gl4WQ8Or9w&#10;5uO6g23u7nNqimafX2ocoi4tqF6V9TQY992vPV0JJ517srYWuO/cgOhGC5nd49to2bDXKHZR4pIr&#10;auw11aArrEEIsu/xyCsJE2U7Ckgh9W+PvXf74TxYDcga9If5v66o5gGp3gq41SRMEoi1fpIMRhEm&#10;en9lsb8iVvVcApUQwU4xP3T7bdUNcy3rT4hUM3crlqhguLsBup3MbROWEOsYn838NsQIRe2VuFHM&#10;CXc4OXhvN5+oVq0TWPjPO9m5Mk2P3KDZ2zjCbGVlXnof2eGKL9jSygWAf4NfUcevN1WpDCdx9Ldo&#10;BPjAoNEQ4b9xrI5AYTQAf0YtgSJsCEetj3WhrCNGix2vvAbP0cc78JYC92bLACShTK7hL3BDvJwG&#10;F/7XXnhw7B/kXZKMonnSkLOgGW9YNtijU0vTH8R0lP1BzOyxwqKLFo7ve4kv7og5p+WGEnjXLbgl&#10;SRwfEZTYzS8S2T/s3j+R8cIkHiKSesJGg3488gcQ7Nv0nyThZOiTkaseMJ6MfPXwTMp7Idsd8M58&#10;D12HMcqVJm62CRRauVzlw+UuO9nNYtNWAf/jRIUqoclZ/4U0pUqW4q+thzH6qgx8uW/AKbty+b7p&#10;Peq/JKOm+vNKnTRpuVyUVWnvfRsCR3FKibvrkrnaz032iAUGNBXlpX74gpIflMKrjBuGvPHRrB6+&#10;6FISbqxeQSnPPPvwB4RI4xjWSWtkowYo2ZVknw0Rcl5QseQzo8CLlo+9w+1+eqDYAkmvy2hu3EIA&#10;VY66ikdQbDqWc8lWNRe2acE0RxWJ/s8USOcoe1JeL3iG8vRthoKIof2zKKaVLoV11qBetJpbVrhh&#10;juLSVbBtIdkteKV3ejqLnggxUTSOQzSZCCBxGE2GSXNFF2FG43gwQSJw7Uk7bq56oiLQz8YXr1aj&#10;iB9CLx8PfHvmM27bSrr+b3/ud+0a3rM/AQAA//8DAFBLAwQKAAAAAAAAACEAjpZe398MAADfDAAA&#10;FAAAAGRycy9tZWRpYS9pbWFnZTEucG5niVBORw0KGgoAAAANSUhEUgAAAMAAAADACAYAAABS3GwH&#10;AAAAAXNSR0IArs4c6QAAAARnQU1BAACxjwv8YQUAAAAJcEhZcwAAHYcAAB2HAY/l8WUAAAx0SURB&#10;VHhe7d1trB1FGQdwPvhCFNREAhrBtxAhhhhj5UViAhqISkgkSpDEYrGFe2ZOKfABFSN6kd6d2Vrw&#10;SohplMSXD6TGNqLcDxBKUiMImhpBWijpPWee7QtpsTF+gKTGmtQ8u1t69r/ntr295557zs7/l8yX&#10;e589uzszuzs7Ozt72mlEREREREREREREREREREREREREREREREREREREREREREREREREREREREQN&#10;dMekvKeVdK83idxtfZi2Pmy0Lmw1XmaNl9fLNKt/y//nw7TG6jLtyR1n4O8RjTzrO8uMkzutk83W&#10;yWvWy5FTSrqsk835b/nOMlwP0chYMSmnFxVVttUq8qCSC8/pOnRduH6iJbFmcte7TCLWOHm6VmEX&#10;Kem6dJ26btweoqFpebnS+PA8VlBMZXt/vXXhLpt0l+tybTd7vrbx8+Rmz9e/6f80Jo/1sh1/B5Ou&#10;W5fD7SJaVO0fyfuslxmskFg5TRLumUjkQlz+ZOmBUdxL5DfNh3EdPWlGtwmXJxq4ianOp40L+/tU&#10;Qj3THzY+bNCKi8st1MT9r5zVSrr3aq8Rrjdftwv7ddtwOaKBabnubcaHgJXPOnnDOnnY+M7ncZlB&#10;a011LzFOfmK9HMTt0G3TbcRliBZkcnLrW6wPHitcceaVp5fizGuSzkXGh8dxe4oUvG4zLkM0b0Xl&#10;l031SjYaFU3vM+rbladNS71t1AA2zRKsXMaHPcaF2zF2qdiku8q48DJupx6gGEt00vI2v5P/VCq/&#10;C9usC1/D2KXWcp1rrJenqgeqHNZeJIwlOiFt11sfDkHl37+Qbs3Fpl2h+bgiOAjaafezGEs0J5PK&#10;ZdbLM1CR9ozimR+ZVL5kfXipd9t1eAYfmNFJ6/eQq+XlZowbVcZ1r609OHNhK8YR1ZhEbrRO/lep&#10;PGmWYNyos06+hwexcWEFxhFV4Nge7ecf1+7EPley7eO6LzQExoutNhvkjZYPX8a4cWH97quMl3/2&#10;7lPbZXxSTHXt9eFDtSHNTh7GuHFjvTxYvQqEZ1tePoxxFLnyZZZjTR/tPlyEQW3DVoxcxe5cPhsg&#10;YL08UT37hx9jzLgyPkxVrwLyBMZQxG5Jd50LFeRIE87+R+lQauwW1X3GOIpUrfnjwhaMGXfGyWPV&#10;fWQziEr57A3VA+D7GDPubBq+XbnKOdmMMRQhc1+4oDZ1SRKuwLhxZ9Pscut7HvA5eU33HeMoMjoB&#10;VeXs72UWY5rC+rCzd1913zGGIlPM2FY5ANZjTFOUs00c29dE7sYYiox2d/ZWCp2WBGOaIp+Wpbqv&#10;jenqpVNkXXikclZ04SaMaQrdNzgAHsEYioxxsqW3UqxOd1+NMU2h+1Y92KVx3b00T8aFFytnxaT7&#10;CYxpCt03uNq9iDEUGevlQG+lWJV0z8GYptB9qxzsXg5gDEWGBwBFzTiJuAkkbALFjjfBFDV2g1LU&#10;rMsifhCW8UFY7DgUgqKGg+F05gSMaQr86gwHw1FtOLS+OTXhZj+DceNO96nyVhiHQ9NR+EKMdVnj&#10;7gN0n6r7yBdiqFR/JVJ+jzHjTvcJ9pGvRFIBX4rXpoJ+4R3jxhVfiqcTwmlRjAuTGDOurA8/6N03&#10;TotCNbVmkJfXm/Dp0eKbAeHf1YObzR8C7bX1qRH1a4wYN25qff8+PHvL2uwjGEdUnxzXy0GThi9g&#10;3LjQ2S2sl33VfQprMI7oTTg9uk4xjjHjwvqwEfaF06PT8RUfyAiVD2QYn92DcaPO+OxbUPn5gQw6&#10;OfhhieJri91rMW5UtZ18Ebs9+YkkOmlmSj+SF6ofyXPhZf0AHcaOGr1nqb3kw4/k0Xz1/Uyql1l9&#10;qISxo4KfSaWBmuND2U+N4pWgOPOHyttt/FA2LZh+IRKaE9qV+JLxshJjl4r14Ru23uzR7fQYSzQv&#10;2m1ovWzCypWfXZOw5L1Deoav3fAWaRO7PGkgioMgTPepZJpmluJrMrrOPv38R8/806z8NHD5eCEn&#10;e7HClZ8ifbDtwqW4zKDdOjX7qXJ4Azzhzcf472WbnxaV9qgYF/bXKl9x5j1kU1m7GD1F+putpHsv&#10;Dmx78yB0YT97e2go9Du7+mAJK+GblbHofXlaZ2FYSPNIly2uOmHrHO38Irmwld/+paGziVyHL5r3&#10;T2Fn3mzRaUmS7nJ9KKWVuz2544w8udnz9W/6P40pmzgn8buyXbcBt4toaFa7fe9tu+w2HWbcp4Iu&#10;StJ16Tp13bg9REtixaScXr5Usw0r7MCSC8/pOnRduH6ikWH97mVlj9Hm2hco55N0WSebjevcaX1n&#10;Ga6HaOTpy/U6AVUxA50+Swgby5vaWX3tskyzxU219uuHaY3VZfT+AH+PiIiIiIiIiIiIiIiIaEno&#10;g6/2lHxSp1GxTowOj7Yu/NL48Gg5gnSbdUEq7xU4OVj8LU9by7gZ48MGfevs6AA6HfHJF11oJOSj&#10;OPN3A/LhylrBn9enurXhDIuRioNnRt/5LZ4ydy7C7SMaqIlELszP6D5sxKlHRiPlU7hs06HUOjEW&#10;B8zRKZucPPI2m2aXW5+tMa77a+PCjnqFG/UU9hkXfmdc+I5N5HMTk6++A/eTqELb7tpmX9AZ3snB&#10;ojkUHrVeHtIXXLSZUrbhr9Qribble789oM0p/Zum8v9XWt+9quXlZn0NUptYPQPo5n4z7HhJm01O&#10;Htbf5dWBchM/+9tbW+nuq3XuH+Plz7VKc/x0oKiUYYNx4fbV+jtrZ8/DdQzaynU7z7Ruz8XFXEDB&#10;59/+cvJKn+2bM+UHUn7fIitXu+7HcB3UcHrTON8zffEivA5lFqNXilHrjdFvfunM1npA5r1Jffah&#10;XyrfX95ifPcWDr9uuGLW5PA4VoJ+qRinHx7VXh6t8Phbo654cf/oTXv/mSQwFXFhWpth+Hs0puz9&#10;+87TOT6tlyexwDEZJ5k2DfLmxRCaM8Mycf+rZ9l1cp1JwgPWyV9xvzGVL+n8xvru8jumm/O1zKjo&#10;TWY+j86cc/gcTeFQfsOadJfH0gTQK1o5xxB+DaeeiodzdzXps7GNphW/fPWwMrV5LbnwXEyVfi7F&#10;vUO450QnCm0eaRx7kEaUtluNkx9aJ7uw8I4VohwwTn5uXDY2X3sZllVJ9xybZqvKIRuVT0RBeqbl&#10;uu2JtPtu/A1aAq0H9nzAptld1oW/9ymsouK78KLxYaqVdi/B5alOv39gfPipdbIb8/JYCjMmlRtx&#10;WRoifVB0/K7MsFN7QnjZPjUnmo+0TDPsNRoyk8plx72Bc7JXD45R66sfV3og6FPtuZ5CF38Pnvm9&#10;yPQL58YHZ104iIVQVvwXdOzLRPrqB3FZWjgdRpF3Ezv5by3vi27kx1qucw0uRwPQSsMN+A2snjOQ&#10;NoPuayXZx3E5GjwtC+vlD1gOZVlkOrHXCnabDoZ2U+aDyvpntl6SH+odWEbDU8xmLXNcjTll+4K1&#10;XfZ14+WPtcwtLrdbWkm4AZeh4brVhUuND7/A8inLaIc+hb+C9wbzZ518d46HWf+yXlLrd38Ul6Gl&#10;sebBXW+3PtyR97rVy0tTunz9C+/E5WgO+Xuw/W60XHiynWbXYzyNBn2PoRhDVDsAtLm6fuW6g2fi&#10;MgTKOfYx8w5rBrI/f/TlX9TUL+H0vXqHaYynHvlMCvXK/7qeWTCWRlsxM0Z9fJG+d4CxpJV/XbjA&#10;+vAnqPz/0NcJMZbGQ3lCqwy/1jK1rnsxxkYPuzrzZk8ql2EcjZf87btacyhsxLio5VOOwKVSx6Bg&#10;HI2n4p4AmkI8uR1jnaytZJCTJ9ake8/FOBpPZn3n7PqTY94Q57RrzHj5CxwA38Q4Gm/WZ8vhKrD9&#10;1qns/RgXHZt0vlK5NPrsZZ79m8dMds7GdzaMy27CuOjkk8dWDoCwAWOoGfRZTvUqwGaQ9v78qjdT&#10;dBw/xlAzGJ99tXoAyG8xJjo42I0PvZpLe37gCvAsxkQHZzHjENrmWpPuOre3rI0LezEmOnBJPIL/&#10;p2ZheQNmSFxY3oAZEheWN2CGxIXlDZghcWF5A2ZIXFjegBkSF5Y3YIbEheUNmCFxYXkDZkhcWN6A&#10;GRIXljdghsSF5Q2YIXFheQNmSFxY3oAZEheWN2CGxIXlDZghcWF5A2ZIXFjegBkSF5Y3YIbEheUN&#10;mCFxYXkDZkhcWN6AGRIXljdghsSF5Q2YIXFheQNmSFxY3oAZEheWN2CGxIXlDZghcWF5A2ZIXFje&#10;gBkSF5Y3ERERERERERERERERERERERERERERERERERERERERERERERERERERERGp/wN9LRD8It5l&#10;+gAAAABJRU5ErkJgglBLAwQKAAAAAAAAACEAWu8PhPcDAAD3AwAAFAAAAGRycy9tZWRpYS9pbWFn&#10;ZTIuc3ZnPHN2ZyB2aWV3Qm94PSIwIDAgOTYgOTYiIHhtbG5zPSJodHRwOi8vd3d3LnczLm9yZy8y&#10;MDAwL3N2ZyIgeG1sbnM6eGxpbms9Imh0dHA6Ly93d3cudzMub3JnLzE5OTkveGxpbmsiIGlkPSJJ&#10;Y29uc19Vc2VyX00iIG92ZXJmbG93PSJoaWRkZW4iPjxnIGlkPSJJY29ucyI+PHBhdGggZD0iTTQ4&#10;IDE2QzU1LjczMiAxNiA2MiAyMi4yNjggNjIgMzAgNjIgMzcuNzMyIDU1LjczMiA0NCA0OCA0NCA0&#10;MC4yNjggNDQgMzQgMzcuNzMyIDM0IDMwIDM0LjAwNzcgMjIuMjcxMiA0MC4yNzEyIDE2LjAwNzcg&#10;NDggMTZNNDggMTRDMzkuMTYzNCAxNCAzMiAyMS4xNjM0IDMyIDMwIDMyIDM4LjgzNjYgMzkuMTYz&#10;NCA0NiA0OCA0NiA1Ni44MzY2IDQ2IDY0IDM4LjgzNjYgNjQgMzAgNjQgMjEuMTYzNCA1Ni44MzY2&#10;IDE0IDQ4IDE0WiIgZmlsbD0iIzY5ODdERiIvPjxwYXRoIGQ9Ik04MCA4MiA3OCA4MiA3OCA2Ni41&#10;Qzc3Ljk1MjQgNjQuMzc1OSA3Ni45NTE3IDYyLjM4NTkgNzUuMjc1IDYxLjA4MSA3MC44ODkzIDU3&#10;LjcxNTggNjUuODY3OCA1NS4yNzMxIDYwLjUxMyA1My45IDU2LjQ1ODcgNTIuNjUyNCA1Mi4yNDE5&#10;IDUyLjAxMjEgNDggNTIgNDMuNzU5NCA1Mi4wNzM2IDM5LjU0NzYgNTIuNzEyNiAzNS40NzYgNTMu&#10;OSAzMC4xNzcxIDU1LjQ1MiAyNS4xNzc4IDU3Ljg4NjEgMjAuNjg4IDYxLjEgMTkuMDI4MiA2Mi40&#10;MDY0IDE4LjA0MTcgNjQuMzg4MiAxOCA2Ni41TDE4IDgyIDE2IDgyIDE2IDY2LjVDMTYuMDQ5NiA2&#10;My43Njg2IDE3LjMyNjMgNjEuMjA0NyAxOS40NzYgNTkuNTE5IDI0LjE2NzUgNTYuMTUxMiAyOS4z&#10;OTQ5IDUzLjYwMTIgMzQuOTM3IDUxLjk3NyAzOS4xODM5IDUwLjczOTYgNDMuNTc3MSA1MC4wNzQ3&#10;IDQ4IDUwIDUyLjQzMjEgNTAuMDEwOSA1Ni44MzgyIDUwLjY3NzggNjEuMDc1IDUxLjk3OSA2Ni42&#10;ODQ1IDUzLjQyNDQgNzEuOTQyOSA1NS45OTEzIDc2LjUzMyA1OS41MjUgNzguNjc4NCA2MS4yMTA2&#10;IDc5Ljk1MTYgNjMuNzcyIDgwIDY2LjVaIiBmaWxsPSIjNjk4N0RGIi8+PC9nPjwvc3ZnPlBLAwQU&#10;AAYACAAAACEAFtRKh+EAAAAKAQAADwAAAGRycy9kb3ducmV2LnhtbEyPQUvDQBSE74L/YXmCt3az&#10;ia02ZlNKUU9FsBXE22vymoRmd0N2m6T/3udJj8MMM99k68m0YqDeN85qUPMIBNnClY2tNHweXmdP&#10;IHxAW2LrLGm4kod1fnuTYVq60X7QsA+V4BLrU9RQh9ClUvqiJoN+7jqy7J1cbzCw7CtZ9jhyuWll&#10;HEVLabCxvFBjR9uaivP+YjS8jThuEvUy7M6n7fX7sHj/2inS+v5u2jyDCDSFvzD84jM65Mx0dBdb&#10;etFqmCUL/hLYWD2C4MBKxQmIo4Z4qR5A5pn8fyH/AQAA//8DAFBLAwQUAAYACAAAACEAIlYO7scA&#10;AAClAQAAGQAAAGRycy9fcmVscy9lMm9Eb2MueG1sLnJlbHO8kLFqAzEMhvdC3sFo7/nuhlJKfFlK&#10;IWtIH0DYOp/JWTaWG5q3j2mWBgLdOkri//4PbXffcVVnKhISGxi6HhSxTS6wN/B5/Hh+BSUV2eGa&#10;mAxcSGA3bZ62B1qxtpAsIYtqFBYDS635TWuxC0WULmXidplTiVjbWLzOaE/oSY99/6LLbwZMd0y1&#10;dwbK3o2gjpfcmv9mp3kOlt6T/YrE9UGFDrF1NyAWT9VAJBfwthw7OXvQjx2G/3EYusw/DvruudMV&#10;AAD//wMAUEsBAi0AFAAGAAgAAAAhAKjWx6gTAQAASQIAABMAAAAAAAAAAAAAAAAAAAAAAFtDb250&#10;ZW50X1R5cGVzXS54bWxQSwECLQAUAAYACAAAACEAOP0h/9YAAACUAQAACwAAAAAAAAAAAAAAAABE&#10;AQAAX3JlbHMvLnJlbHNQSwECLQAUAAYACAAAACEASXuvAtAEAAA4DwAADgAAAAAAAAAAAAAAAABD&#10;AgAAZHJzL2Uyb0RvYy54bWxQSwECLQAKAAAAAAAAACEAjpZe398MAADfDAAAFAAAAAAAAAAAAAAA&#10;AAA/BwAAZHJzL21lZGlhL2ltYWdlMS5wbmdQSwECLQAKAAAAAAAAACEAWu8PhPcDAAD3AwAAFAAA&#10;AAAAAAAAAAAAAABQFAAAZHJzL21lZGlhL2ltYWdlMi5zdmdQSwECLQAUAAYACAAAACEAFtRKh+EA&#10;AAAKAQAADwAAAAAAAAAAAAAAAAB5GAAAZHJzL2Rvd25yZXYueG1sUEsBAi0AFAAGAAgAAAAhACJW&#10;Du7HAAAApQEAABkAAAAAAAAAAAAAAAAAhxkAAGRycy9fcmVscy9lMm9Eb2MueG1sLnJlbHNQSwUG&#10;AAAAAAcABwC+AQAAhRoAAAAA&#10;">
-                <v:roundrect id="Retângulo: Cantos Arredondados 30" o:spid="_x0000_s1027" style="position:absolute;left:7252;top:-190;width:52902;height:15348;visibility:visible;mso-wrap-style:square;v-text-anchor:middle" arcsize="10923f" o:gfxdata="UEsDBBQABgAIAAAAIQDb4fbL7gAAAIUBAAATAAAAW0NvbnRlbnRfVHlwZXNdLnhtbHyQz07DMAyH&#10;70i8Q+QralM4IITa7kDhCAiNB7ASt43WOlEcyvb2pNu4IODoPz9/n1xv9vOkForiPDdwXVagiI23&#10;jocG3rdPxR0oScgWJ8/UwIEENu3lRb09BBKV0ywNjCmFe63FjDSjlD4Q50nv44wpl3HQAc0OB9I3&#10;VXWrjedEnIq03oC27qjHjympx31un0wiTQLq4bS4shrAECZnMGVTvbD9QSnOhDInjzsyuiBXWQP0&#10;r4R18jfgnHvJr4nOknrFmJ5xzhraRtHWf3Kkpfz/yGo5S+H73hkquyhdjr3R8m2lj09svwAAAP//&#10;AwBQSwMEFAAGAAgAAAAhAFr0LFu/AAAAFQEAAAsAAABfcmVscy8ucmVsc2zPwWrDMAwG4Ptg72B0&#10;X5TuUMaI01uh19I+gLGVxCy2jGSy9e1nemrHjpL4P0nD4SetZiPRyNnCruvBUPYcYp4tXC/Htw8w&#10;Wl0ObuVMFm6kcBhfX4Yzra62kC6xqGlKVgtLreUTUf1CyWnHhXKbTCzJ1VbKjMX5LzcTvvf9HuXR&#10;gPHJNKdgQU5hB+ZyK23zHztFL6w81c5zQp6m6P9TMfB3PtPWFCczVQtB9N4U2rp2HOA44NMz4y8A&#10;AAD//wMAUEsDBBQABgAIAAAAIQCspHkXwgAAANsAAAAPAAAAZHJzL2Rvd25yZXYueG1sRE/dasIw&#10;FL4f+A7hCLsZms4NJ7WpyGQiUyZ2e4Bjc2yLzUlJMq1vby4Gu/z4/rNFb1pxIecbywqexwkI4tLq&#10;hisFP98foxkIH5A1tpZJwY08LPLBQ4aptlc+0KUIlYgh7FNUUIfQpVL6siaDfmw74sidrDMYInSV&#10;1A6vMdy0cpIkU2mw4dhQY0fvNZXn4tco2L4+rd1hv97bt93n8VjipvhaWaUeh/1yDiJQH/7Ff+6N&#10;VvAS18cv8QfI/A4AAP//AwBQSwECLQAUAAYACAAAACEA2+H2y+4AAACFAQAAEwAAAAAAAAAAAAAA&#10;AAAAAAAAW0NvbnRlbnRfVHlwZXNdLnhtbFBLAQItABQABgAIAAAAIQBa9CxbvwAAABUBAAALAAAA&#10;AAAAAAAAAAAAAB8BAABfcmVscy8ucmVsc1BLAQItABQABgAIAAAAIQCspHkXwgAAANsAAAAPAAAA&#10;AAAAAAAAAAAAAAcCAABkcnMvZG93bnJldi54bWxQSwUGAAAAAAMAAwC3AAAA9gIAAAAA&#10;" filled="f" strokecolor="#6987df" strokeweight="1pt">
+              <v:group w14:anchorId="08143E06" id="Agrupar 40" o:spid="_x0000_s1026" style="position:absolute;left:0;text-align:left;margin-left:-17.6pt;margin-top:9.65pt;width:473.65pt;height:135.75pt;z-index:251660288;mso-position-horizontal-relative:margin;mso-width-relative:margin;mso-height-relative:margin" coordorigin=",-190" coordsize="60154,16872" o:gfxdata="UEsDBBQABgAIAAAAIQCo1seoEwEAAEkCAAATAAAAW0NvbnRlbnRfVHlwZXNdLnhtbJSSwU7DMBBE&#10;70j8g+UrShx6QAgl6YGUIyBUPsCyN4lFvLa8JrR/j5O2ElRtpR493jc7I7tcbuzARghkHFb8Pi84&#10;A1ROG+wq/rl+yR45oyhRy8EhVHwLxJf17U253noglmikivcx+ichSPVgJeXOA6ab1gUrYzqGTnip&#10;vmQHYlEUD0I5jIAxi5MHr8sGWvk9RLbaJHmXxGPH2fNublpVcWMnftLFSSLAQEeI9H4wSsbUTYyo&#10;j3Jl+0x5IucZ6o2nuxT8zAYaT2dK+gVq8vvf5G+s/ba39ATBaGDvMsRXaVNfoQMJWLjGqfyyx1TN&#10;Uuba1ijIm0CrmTpkOuet3Q8GGK81bxL2AePBXcwfof4FAAD//wMAUEsDBBQABgAIAAAAIQA4/SH/&#10;1gAAAJQBAAALAAAAX3JlbHMvLnJlbHOkkMFqwzAMhu+DvYPRfXGawxijTi+j0GvpHsDYimMaW0Yy&#10;2fr2M4PBMnrbUb/Q94l/f/hMi1qRJVI2sOt6UJgd+ZiDgffL8ekFlFSbvV0oo4EbChzGx4f9GRdb&#10;25HMsYhqlCwG5lrLq9biZkxWOiqY22YiTra2kYMu1l1tQD30/bPm3wwYN0x18gb45AdQl1tp5j/s&#10;FB2T0FQ7R0nTNEV3j6o9feQzro1iOWA14Fm+Q8a1a8+Bvu/d/dMb2JY5uiPbhG/ktn4cqGU/er3p&#10;cvwCAAD//wMAUEsDBBQABgAIAAAAIQAK0ZJs1AQAADgPAAAOAAAAZHJzL2Uyb0RvYy54bWzsV+tu&#10;2zYU/j9g70Dof2JJlm9CnCJzmqBA0AZNiv6mKcoSKpEcScfO3qZ7hT1CXmwfKcm3OunWDsMw1EAU&#10;UiQPz/l0vnM5e7WuK/LAtSmlmAbRaRgQLpjMSrGYBh/ur07GATGWioxWUvBp8MhN8Or855/OVirl&#10;sSxklXFNIESYdKWmQWGtSns9wwpeU3MqFRdYzKWuqcVUL3qZpitIr6teHIbD3krqTGnJuDF4e9ks&#10;Budefp5zZt/lueGWVNMAuln/1P45d8/e+RlNF5qqomStGvQbtKhpKXDpRtQltZQsdfmFqLpkWhqZ&#10;21Mm657M85JxbwOsicIDa661XCpvyyJdLdQGJkB7gNM3i2VvH661ulO3Gkis1AJY+JmzZZ3r2v2H&#10;lmTtIXvcQMbXljC8HIbRIImTgDCsRaM4CeNBAyorgPz23Ek0CQct3qx4ffT4cDyKJ/54r7u9t6fT&#10;SsFLzBYI831A3BVUcY+vSQHErSZlNg368BNBazjre26ffheLZSVTMqPCSkMutOaZhDtnmGCnR82f&#10;3mBoUgM4jwA4igdxfxIQILWLRgflIJ6E0XjQQnkEC5oqbew1lzVxg2kA9xDZe/i4dz36cGMs9AF2&#10;3T6nhJBXZVV5P68EWeErxaMQJjIKuuUVtRjWCnYbsQgIrRbgMbPaizSyKjN33AkyejGfVZo8UHBp&#10;OBmPLq+c+bhub5u7+5KaotnnlxqHqEsLqldlPQ3Gofu1pyvhpHNP1tYC950bEN1oLrNHfBstG/Ya&#10;xa5KXHJDjb2lGnSFNQhB9h0eeSVhomxHASmk/u3Ye7cfzoPVgKxAf5j/65JqHpDqjYBbTaIkcfHC&#10;T5LBKMZE767Md1fEsp5JoBIh2Cnmh26/rbphrmX9EZHqwt2KJSoY7m6Abicz24QlxDrGLy78NsQI&#10;Re2NuFPMCXc4OXjv1x+pVq0TWPjPW9m5Mk0P3KDZ2zjCxdLKvPQ+ssUVX9BNQCsXAP4NfsUdv15X&#10;pTKc9OO/RSPABwaNhgj/jWN1BIriAfgzagkUY0M0an2sC2UdMVrseOU1eIk+3oE3FHg0GwYgCWVy&#10;BX+BG+LlNLjyv/bCvWP/IO+SZBTPkoacBc14w7LBDp1amv4gpqPsD2JmxwqLLlo4vu8kvn5HzBkt&#10;15TAu+7BLUn6/QOCErv+RSL7R937ZzJelITjfgi+u+IgRGlwwNgkiSZDn4zchqQ/SsbDlxmrv5Lt&#10;9nhnvoeuwz60beJmm0CR6Vyu8uFym53ser5uq4D/caJCldDkrP9CmlIlS/HX1sMYfVEGfr1vwCm7&#10;dPm+6T3qvySjpvrTUp00abmcl1VpH30bAkdxSomH25K52s9NdoiF+ripKK/102eU/KAUXmXcMOSN&#10;D2b59FmXknBj9RJKeebZpz8gRBpHh05aIxs1QMluJPtkiJCzgooFvzAKvGj52Nvf7qd7is2R9LqM&#10;5sYtBFDloKs4gmLTsVxKtqy5sE0LpjmqSPR/pkA6R9mT8nrOM5SnbzIURAztn0UxrXQprLMG9aLV&#10;3LLCDXMUl66CbQvJbsErvdXTWfRMiInjcT9Ck4kA0o/iyTBpruhqgtG4P5ggEbj2pB03Vz1TEbwc&#10;X7xajSJ+CL18PPDtmc+4bSvp+r/dud+1bXjP/wQAAP//AwBQSwMECgAAAAAAAAAhAHkc+1qlCAAA&#10;pQgAABQAAABkcnMvbWVkaWEvaW1hZ2UxLnBuZ4lQTkcNChoKAAAADUlIRFIAAADAAAAAwAgGAAAA&#10;UtxsBwAAAAFzUkdCAK7OHOkAAAAEZ0FNQQAAsY8L/GEFAAAACXBIWXMAAB2HAAAdhwGP5fFlAAAI&#10;OklEQVR4Xu3d3XHjNhSG4S0hJWwJKcElbAm+8zo32Q6yFzF16RJcgktwCa5gyRJcwmbOIaBQH0GZ&#10;lmiSAN5nBjObmJJs/B78kPryBQAAAAAAAAAAAAAAAAAAAAAAAAAAAAAAAAAAAAAAAAAK9Pc/3R93&#10;h+7me9P9uHv49fP+0D7eN+3L90P7+v3QvoVk/36+b9onu+bu0N3aa/S9gCxYpb9/6L5ZpbYKfn/o&#10;fl+a7D2sQdh76ucAuxF6+tvYs2tFXiLFxqCfDWzKQ5xD+6oV9tNS03Y0BGxudsVv2s5if4vvfS5w&#10;6G7++rf700aNMHJ8tZDJY3+bA9hcwV+TeK9Bss+mIWB1Vml90pqolINK/2IV2Sq6vn6uOHm29xq9&#10;v37WofuqrwcWZxV6qnfuY//28ZpKP8VHCl9FGn9u/OzP+FzgKKzspCe4TfuyRgX0cKlpn0afHxtC&#10;0/3Q1wBXm+x9V6r4yj5zKgyz31WvBy423eO2j1uvz59rmHot8GE+CZXKZWHQnlZfbLKsv2NsoHot&#10;MJtVcq1UPgd46L7ptVubmpzvqaEiIyHGPpnwhp5/t8uNfgQj0Qi2mKMgY6mKtNeeX/kqUWLU2nPD&#10;xc6kVldyWl5MzgmYFGMO6+VHlSfDyWRq8p7DCIaNjY4dNO3L1kudlxqNZE3b6TXAUar3z/nGlNR8&#10;gFUhJIUDbicnO60H1etyo5t4NiHWa4DRmn8ph8t8RUtGgZwm9FjJKF7OcOI7ZXRcgrkAhkL4c7Lp&#10;VdK6eWoUKOnvw5V08mtzAb0md7q6RRiEIw1/SjxOnJjjZD/BxwImwp9slz6npMKgXPc3sCA9NlBi&#10;+BPp+Sb2BJA4MlDO6o/yp9INGzvzANTUAPRvLXGugw/SndKSw4LEahcT4drpClDJJyZ1vsMRaVgD&#10;ODn/U8Lxhym6EsS5IKRWRordIaUBYET3AEpfGx/+rZb056hMTSHQ6P4ADsVBz8iUuAsc+aNTTkOg&#10;Yjf9MFNNm0N6HsiWgPUaVEbPypfcAHQjrORNP8w06hULrhQ62rETjNTuaLFLgzrfKXnTDzPp2rj3&#10;jAXuBegEuNS/ExfQ80AlzgM0/uccEI50HlDi8qCeeSL+x1HpYdDEXW/F/H1YgO4Il9RDjpZ6Cxzh&#10;cKVEGFTEI8WTvX9BjRsL0pOhJeyUJnr/t9IP/OFCOgp4b5nxKGC/u/b+Ja5wYUE6CuS8XKjLu/a3&#10;0fvjrNFtg5n2mrrub6nk+52xIF0z95TRsYHkN9pz/y/mSq2c5PK49Klvt8zhd8eOJEOhna+ghIar&#10;X/KRxbdbYof0pKinpu322JtOfVF2jvMX7MhoJSWmHfWqNlpp2NOncu9twIpG5+h31Lva75Cq/DaR&#10;33O4hszo3VTDirbFZll/vj/9O9n/p/Jjcam19WGlW6Mh9CdX28eJXv9tD6MSCpZaZtSGoK9ZwrmK&#10;Hyv/nuYlKJhXxol5waBCPltvfM2o4MuafYz/OlXxPTXtyzWfA1zEl0kTS4+jZBX04ddPD6Eeum+2&#10;ahMrrFVy+7fH9LaDa43GrpX1/FSyazjegM15xZ7TEBZKMdZnootdieGKVtjFUtO+UPGxezF2f2+e&#10;8F7yuD+ET3vcfQZm8bj/4dfPENs/e8MIIVOo5F2Y6D77Sk+YK9DTAwAAAAAAAAAAYDds80oPttlt&#10;lXEDLGx4vYbNr7eY4mZY2CSz6+z6J99AO3S3wwN0wObCKc6b/iYZP6d//sjygik0mmdvXP3pUhoG&#10;Pk/s1eP5nk898HZFikcpSv6uY6xEKvwqPfvSKY4SNAjM4nH2zJtRplIIT44H2ySGv7GGZcnCFhtZ&#10;Yoo3xYSf3YTQ5jbOIYYH6C5PjA4Ql1b6WNF9gtt0P6zirnV60xrLoHFcNEKFp1lwN1mNvJf9YKUf&#10;TjzXrOxzWaPon2Q3feP8VKIxVMJDi5k9Zu43o/iXY/R3qI2fdH02rfN4F6wkxNe3c3r7WOlLvBnl&#10;o6ODNxwes5Ivq8BzCvzY0x+629Iq/ZSPzHt48kRm5lZ8bjDvDUKl8/nFN8zs25yKH3v7HGP6Ncx5&#10;qgUjws54jN8P52crfliPZ3I3Q1gsSD8WftAQ6Eg25D3+e09mI8y5Wn/WKZG3/+fxEx3LysIXQkwP&#10;1Xaykoq/GO9s3hkRbITV12Fh78X5vllFxf80fsz7TEMI8wNGg88Q4tJkuEPFX1doCMmy8PLgOwqW&#10;E3t9zeRjIgbdTNhgTI7GNv+iQ7rSO73+KzuV2zs3P/DVN5ZMLzO1+hCXNOld9mWqvCwxQf6gqcxk&#10;7XnfwmiQfCI2jWCmVOVnkpuXVBnSCGboTyyOKz+xfn78ltLUBJmyTLPeXTe3wiSKW/gylWoE9t+M&#10;5Am61GkZRbyfP98zGI/qz3pd1VKZRLxYjtScgL2bAb+5+7SHeGWYLIuGt7Z3oNdUa7TZxUSpOLrA&#10;YSGuXlOlVMbQ+5dJOzp2iZPxYfuo16AMutDBPK+PDU8f20H4U6zEaM9qkG6ds+5fLn9417Cza9pO&#10;r6lOIi5keaxQ/dH2kxGAifBJj3DofuvPURbKW5AhdaG8BRlSF8pbkCF1obwFGVIXyluQIXWhvAUZ&#10;UhfKW5AhdaG8BRlSF8pbkCF1obwFGVIXyluQIXWhvAUZUhfKW5AhdaG8BRlSF8pbkCF1obwFGVIX&#10;yluQIXWhvAUZUhfKW5AhdaG8BRlSF8pbkCF1obwFGVIXyluQIXWhvAUZUhfKW5AhdaG8BRlSF8pb&#10;kCF1obwFGVIXyluQIXWhvAUZUhfKGwAAAAAAAAAAAAAAAAAAAAAAAAAAAAAAAAAAAAAAAID5DwET&#10;xsdQkRUQAAAAAElFTkSuQmCCUEsDBAoAAAAAAAAAIQBa7w+E9wMAAPcDAAAUAAAAZHJzL21lZGlh&#10;L2ltYWdlMi5zdmc8c3ZnIHZpZXdCb3g9IjAgMCA5NiA5NiIgeG1sbnM9Imh0dHA6Ly93d3cudzMu&#10;b3JnLzIwMDAvc3ZnIiB4bWxuczp4bGluaz0iaHR0cDovL3d3dy53My5vcmcvMTk5OS94bGluayIg&#10;aWQ9Ikljb25zX1VzZXJfTSIgb3ZlcmZsb3c9ImhpZGRlbiI+PGcgaWQ9Ikljb25zIj48cGF0aCBk&#10;PSJNNDggMTZDNTUuNzMyIDE2IDYyIDIyLjI2OCA2MiAzMCA2MiAzNy43MzIgNTUuNzMyIDQ0IDQ4&#10;IDQ0IDQwLjI2OCA0NCAzNCAzNy43MzIgMzQgMzAgMzQuMDA3NyAyMi4yNzEyIDQwLjI3MTIgMTYu&#10;MDA3NyA0OCAxNk00OCAxNEMzOS4xNjM0IDE0IDMyIDIxLjE2MzQgMzIgMzAgMzIgMzguODM2NiAz&#10;OS4xNjM0IDQ2IDQ4IDQ2IDU2LjgzNjYgNDYgNjQgMzguODM2NiA2NCAzMCA2NCAyMS4xNjM0IDU2&#10;LjgzNjYgMTQgNDggMTRaIiBmaWxsPSIjNjk4N0RGIi8+PHBhdGggZD0iTTgwIDgyIDc4IDgyIDc4&#10;IDY2LjVDNzcuOTUyNCA2NC4zNzU5IDc2Ljk1MTcgNjIuMzg1OSA3NS4yNzUgNjEuMDgxIDcwLjg4&#10;OTMgNTcuNzE1OCA2NS44Njc4IDU1LjI3MzEgNjAuNTEzIDUzLjkgNTYuNDU4NyA1Mi42NTI0IDUy&#10;LjI0MTkgNTIuMDEyMSA0OCA1MiA0My43NTk0IDUyLjA3MzYgMzkuNTQ3NiA1Mi43MTI2IDM1LjQ3&#10;NiA1My45IDMwLjE3NzEgNTUuNDUyIDI1LjE3NzggNTcuODg2MSAyMC42ODggNjEuMSAxOS4wMjgy&#10;IDYyLjQwNjQgMTguMDQxNyA2NC4zODgyIDE4IDY2LjVMMTggODIgMTYgODIgMTYgNjYuNUMxNi4w&#10;NDk2IDYzLjc2ODYgMTcuMzI2MyA2MS4yMDQ3IDE5LjQ3NiA1OS41MTkgMjQuMTY3NSA1Ni4xNTEy&#10;IDI5LjM5NDkgNTMuNjAxMiAzNC45MzcgNTEuOTc3IDM5LjE4MzkgNTAuNzM5NiA0My41NzcxIDUw&#10;LjA3NDcgNDggNTAgNTIuNDMyMSA1MC4wMTA5IDU2LjgzODIgNTAuNjc3OCA2MS4wNzUgNTEuOTc5&#10;IDY2LjY4NDUgNTMuNDI0NCA3MS45NDI5IDU1Ljk5MTMgNzYuNTMzIDU5LjUyNSA3OC42Nzg0IDYx&#10;LjIxMDYgNzkuOTUxNiA2My43NzIgODAgNjYuNVoiIGZpbGw9IiM2OTg3REYiLz48L2c+PC9zdmc+&#10;UEsDBBQABgAIAAAAIQBFipS/4QAAAAoBAAAPAAAAZHJzL2Rvd25yZXYueG1sTI9NS8NAEIbvgv9h&#10;GcFbu/mg0sRsSinqqQi2gnjbZqdJaHY2ZLdJ+u8dT3oc3of3fabYzLYTIw6+daQgXkYgkCpnWqoV&#10;fB5fF2sQPmgyunOECm7oYVPe3xU6N26iDxwPoRZcQj7XCpoQ+lxKXzVotV+6HomzsxusDnwOtTSD&#10;nrjcdjKJoidpdUu80Ogedw1Wl8PVKnib9LRN45dxfznvbt/H1fvXPkalHh/m7TOIgHP4g+FXn9Wh&#10;ZKeTu5LxolOwSFcJoxxkKQgGsjiJQZwUJFm0BlkW8v8L5Q8AAAD//wMAUEsDBBQABgAIAAAAIQAi&#10;Vg7uxwAAAKUBAAAZAAAAZHJzL19yZWxzL2Uyb0RvYy54bWwucmVsc7yQsWoDMQyG90LewWjv+e6G&#10;Ukp8WUoha0gfQNg6n8lZNpYbmrePaZYGAt06SuL//g9td99xVWcqEhIbGLoeFLFNLrA38Hn8eH4F&#10;JRXZ4ZqYDFxIYDdtnrYHWrG2kCwhi2oUFgNLrflNa7ELRZQuZeJ2mVOJWNtYvM5oT+hJj33/ostv&#10;Bkx3TLV3BsrejaCOl9ya/2aneQ6W3pP9isT1QYUOsXU3IBZP1UAkF/C2HDs5e9CPHYb/cRi6zD8O&#10;+u650xUAAP//AwBQSwECLQAUAAYACAAAACEAqNbHqBMBAABJAgAAEwAAAAAAAAAAAAAAAAAAAAAA&#10;W0NvbnRlbnRfVHlwZXNdLnhtbFBLAQItABQABgAIAAAAIQA4/SH/1gAAAJQBAAALAAAAAAAAAAAA&#10;AAAAAEQBAABfcmVscy8ucmVsc1BLAQItABQABgAIAAAAIQAK0ZJs1AQAADgPAAAOAAAAAAAAAAAA&#10;AAAAAEMCAABkcnMvZTJvRG9jLnhtbFBLAQItAAoAAAAAAAAAIQB5HPtapQgAAKUIAAAUAAAAAAAA&#10;AAAAAAAAAEMHAABkcnMvbWVkaWEvaW1hZ2UxLnBuZ1BLAQItAAoAAAAAAAAAIQBa7w+E9wMAAPcD&#10;AAAUAAAAAAAAAAAAAAAAABoQAABkcnMvbWVkaWEvaW1hZ2UyLnN2Z1BLAQItABQABgAIAAAAIQBF&#10;ipS/4QAAAAoBAAAPAAAAAAAAAAAAAAAAAEMUAABkcnMvZG93bnJldi54bWxQSwECLQAUAAYACAAA&#10;ACEAIlYO7scAAAClAQAAGQAAAAAAAAAAAAAAAABRFQAAZHJzL19yZWxzL2Uyb0RvYy54bWwucmVs&#10;c1BLBQYAAAAABwAHAL4BAABPFgAAAAA=&#10;">
+                <v:roundrect id="Retângulo: Cantos Arredondados 30" o:spid="_x0000_s1027" style="position:absolute;left:7252;top:-190;width:52902;height:16872;visibility:visible;mso-wrap-style:square;v-text-anchor:middle" arcsize="10923f" o:gfxdata="UEsDBBQABgAIAAAAIQDb4fbL7gAAAIUBAAATAAAAW0NvbnRlbnRfVHlwZXNdLnhtbHyQz07DMAyH&#10;70i8Q+QralM4IITa7kDhCAiNB7ASt43WOlEcyvb2pNu4IODoPz9/n1xv9vOkForiPDdwXVagiI23&#10;jocG3rdPxR0oScgWJ8/UwIEENu3lRb09BBKV0ywNjCmFe63FjDSjlD4Q50nv44wpl3HQAc0OB9I3&#10;VXWrjedEnIq03oC27qjHjympx31un0wiTQLq4bS4shrAECZnMGVTvbD9QSnOhDInjzsyuiBXWQP0&#10;r4R18jfgnHvJr4nOknrFmJ5xzhraRtHWf3Kkpfz/yGo5S+H73hkquyhdjr3R8m2lj09svwAAAP//&#10;AwBQSwMEFAAGAAgAAAAhAFr0LFu/AAAAFQEAAAsAAABfcmVscy8ucmVsc2zPwWrDMAwG4Ptg72B0&#10;X5TuUMaI01uh19I+gLGVxCy2jGSy9e1nemrHjpL4P0nD4SetZiPRyNnCruvBUPYcYp4tXC/Htw8w&#10;Wl0ObuVMFm6kcBhfX4Yzra62kC6xqGlKVgtLreUTUf1CyWnHhXKbTCzJ1VbKjMX5LzcTvvf9HuXR&#10;gPHJNKdgQU5hB+ZyK23zHztFL6w81c5zQp6m6P9TMfB3PtPWFCczVQtB9N4U2rp2HOA44NMz4y8A&#10;AAD//wMAUEsDBBQABgAIAAAAIQCspHkXwgAAANsAAAAPAAAAZHJzL2Rvd25yZXYueG1sRE/dasIw&#10;FL4f+A7hCLsZms4NJ7WpyGQiUyZ2e4Bjc2yLzUlJMq1vby4Gu/z4/rNFb1pxIecbywqexwkI4tLq&#10;hisFP98foxkIH5A1tpZJwY08LPLBQ4aptlc+0KUIlYgh7FNUUIfQpVL6siaDfmw74sidrDMYInSV&#10;1A6vMdy0cpIkU2mw4dhQY0fvNZXn4tco2L4+rd1hv97bt93n8VjipvhaWaUeh/1yDiJQH/7Ff+6N&#10;VvAS18cv8QfI/A4AAP//AwBQSwECLQAUAAYACAAAACEA2+H2y+4AAACFAQAAEwAAAAAAAAAAAAAA&#10;AAAAAAAAW0NvbnRlbnRfVHlwZXNdLnhtbFBLAQItABQABgAIAAAAIQBa9CxbvwAAABUBAAALAAAA&#10;AAAAAAAAAAAAAB8BAABfcmVscy8ucmVsc1BLAQItABQABgAIAAAAIQCspHkXwgAAANsAAAAPAAAA&#10;AAAAAAAAAAAAAAcCAABkcnMvZG93bnJldi54bWxQSwUGAAAAAAMAAwC3AAAA9gIAAAAA&#10;" filled="f" strokecolor="#6987df" strokeweight="1pt">
                   <v:stroke joinstyle="miter"/>
                 </v:roundrect>
                 <v:oval id="Elipse 32" o:spid="_x0000_s1028" style="position:absolute;top:762;width:12518;height:12620;visibility:visible;mso-wrap-style:square;v-text-anchor:middle" o:gfxdata="UEsDBBQABgAIAAAAIQDb4fbL7gAAAIUBAAATAAAAW0NvbnRlbnRfVHlwZXNdLnhtbHyQz07DMAyH&#10;70i8Q+QralM4IITa7kDhCAiNB7ASt43WOlEcyvb2pNu4IODoPz9/n1xv9vOkForiPDdwXVagiI23&#10;jocG3rdPxR0oScgWJ8/UwIEENu3lRb09BBKV0ywNjCmFe63FjDSjlD4Q50nv44wpl3HQAc0OB9I3&#10;VXWrjedEnIq03oC27qjHjympx31un0wiTQLq4bS4shrAECZnMGVTvbD9QSnOhDInjzsyuiBXWQP0&#10;r4R18jfgnHvJr4nOknrFmJ5xzhraRtHWf3Kkpfz/yGo5S+H73hkquyhdjr3R8m2lj09svwAAAP//&#10;AwBQSwMEFAAGAAgAAAAhAFr0LFu/AAAAFQEAAAsAAABfcmVscy8ucmVsc2zPwWrDMAwG4Ptg72B0&#10;X5TuUMaI01uh19I+gLGVxCy2jGSy9e1nemrHjpL4P0nD4SetZiPRyNnCruvBUPYcYp4tXC/Htw8w&#10;Wl0ObuVMFm6kcBhfX4Yzra62kC6xqGlKVgtLreUTUf1CyWnHhXKbTCzJ1VbKjMX5LzcTvvf9HuXR&#10;gPHJNKdgQU5hB+ZyK23zHztFL6w81c5zQp6m6P9TMfB3PtPWFCczVQtB9N4U2rp2HOA44NMz4y8A&#10;AAD//wMAUEsDBBQABgAIAAAAIQBYlgWGxQAAANsAAAAPAAAAZHJzL2Rvd25yZXYueG1sRI/dSsNA&#10;FITvhb7Dcgre2U0jFE27LbagiNCq/bk/zR6TkOzZuLs2ydt3BcHLYWa+YRar3jTiQs5XlhVMJwkI&#10;4tzqigsFx8Pz3QMIH5A1NpZJwUAeVsvRzQIzbTv+pMs+FCJC2GeooAyhzaT0eUkG/cS2xNH7ss5g&#10;iNIVUjvsItw0Mk2SmTRYcVwosaVNSXm9/zEKnPt+rN9ezsft+uO9Pu2aYejSjVK34/5pDiJQH/7D&#10;f+1XreA+hd8v8QfI5RUAAP//AwBQSwECLQAUAAYACAAAACEA2+H2y+4AAACFAQAAEwAAAAAAAAAA&#10;AAAAAAAAAAAAW0NvbnRlbnRfVHlwZXNdLnhtbFBLAQItABQABgAIAAAAIQBa9CxbvwAAABUBAAAL&#10;AAAAAAAAAAAAAAAAAB8BAABfcmVscy8ucmVsc1BLAQItABQABgAIAAAAIQBYlgWGxQAAANsAAAAP&#10;AAAAAAAAAAAAAAAAAAcCAABkcnMvZG93bnJldi54bWxQSwUGAAAAAAMAAwC3AAAA+QIAAAAA&#10;" fillcolor="window" strokecolor="#2f528f" strokeweight="1pt">
@@ -1028,7 +1033,7 @@
                   <v:stroke joinstyle="miter"/>
                   <v:path gradientshapeok="t" o:connecttype="rect"/>
                 </v:shapetype>
-                <v:shape id="Caixa de Texto 33" o:spid="_x0000_s1029" type="#_x0000_t202" style="position:absolute;left:14369;top:2503;width:44196;height:11970;visibility:visible;mso-wrap-style:square;v-text-anchor:top" o:gfxdata="UEsDBBQABgAIAAAAIQDb4fbL7gAAAIUBAAATAAAAW0NvbnRlbnRfVHlwZXNdLnhtbHyQz07DMAyH&#10;70i8Q+QralM4IITa7kDhCAiNB7ASt43WOlEcyvb2pNu4IODoPz9/n1xv9vOkForiPDdwXVagiI23&#10;jocG3rdPxR0oScgWJ8/UwIEENu3lRb09BBKV0ywNjCmFe63FjDSjlD4Q50nv44wpl3HQAc0OB9I3&#10;VXWrjedEnIq03oC27qjHjympx31un0wiTQLq4bS4shrAECZnMGVTvbD9QSnOhDInjzsyuiBXWQP0&#10;r4R18jfgnHvJr4nOknrFmJ5xzhraRtHWf3Kkpfz/yGo5S+H73hkquyhdjr3R8m2lj09svwAAAP//&#10;AwBQSwMEFAAGAAgAAAAhAFr0LFu/AAAAFQEAAAsAAABfcmVscy8ucmVsc2zPwWrDMAwG4Ptg72B0&#10;X5TuUMaI01uh19I+gLGVxCy2jGSy9e1nemrHjpL4P0nD4SetZiPRyNnCruvBUPYcYp4tXC/Htw8w&#10;Wl0ObuVMFm6kcBhfX4Yzra62kC6xqGlKVgtLreUTUf1CyWnHhXKbTCzJ1VbKjMX5LzcTvvf9HuXR&#10;gPHJNKdgQU5hB+ZyK23zHztFL6w81c5zQp6m6P9TMfB3PtPWFCczVQtB9N4U2rp2HOA44NMz4y8A&#10;AAD//wMAUEsDBBQABgAIAAAAIQBgse1txQAAANsAAAAPAAAAZHJzL2Rvd25yZXYueG1sRI9Ba8JA&#10;FITvhf6H5RV6q5tWEImuItJShQZrFLw+ss8kmn0bdrcm+uu7BaHHYWa+Yabz3jTiQs7XlhW8DhIQ&#10;xIXVNZcK9ruPlzEIH5A1NpZJwZU8zGePD1NMte14S5c8lCJC2KeooAqhTaX0RUUG/cC2xNE7Wmcw&#10;ROlKqR12EW4a+ZYkI2mw5rhQYUvLiopz/mMUHLr8023W69N3u8pum1uefdF7ptTzU7+YgAjUh//w&#10;vb3SCoZD+PsSf4Cc/QIAAP//AwBQSwECLQAUAAYACAAAACEA2+H2y+4AAACFAQAAEwAAAAAAAAAA&#10;AAAAAAAAAAAAW0NvbnRlbnRfVHlwZXNdLnhtbFBLAQItABQABgAIAAAAIQBa9CxbvwAAABUBAAAL&#10;AAAAAAAAAAAAAAAAAB8BAABfcmVscy8ucmVsc1BLAQItABQABgAIAAAAIQBgse1txQAAANsAAAAP&#10;AAAAAAAAAAAAAAAAAAcCAABkcnMvZG93bnJldi54bWxQSwUGAAAAAAMAAwC3AAAA+QIAAAAA&#10;" fillcolor="window" stroked="f" strokeweight=".5pt">
+                <v:shape id="Caixa de Texto 33" o:spid="_x0000_s1029" type="#_x0000_t202" style="position:absolute;left:14083;top:1002;width:44196;height:14375;visibility:visible;mso-wrap-style:square;v-text-anchor:top" o:gfxdata="UEsDBBQABgAIAAAAIQDb4fbL7gAAAIUBAAATAAAAW0NvbnRlbnRfVHlwZXNdLnhtbHyQz07DMAyH&#10;70i8Q+QralM4IITa7kDhCAiNB7ASt43WOlEcyvb2pNu4IODoPz9/n1xv9vOkForiPDdwXVagiI23&#10;jocG3rdPxR0oScgWJ8/UwIEENu3lRb09BBKV0ywNjCmFe63FjDSjlD4Q50nv44wpl3HQAc0OB9I3&#10;VXWrjedEnIq03oC27qjHjympx31un0wiTQLq4bS4shrAECZnMGVTvbD9QSnOhDInjzsyuiBXWQP0&#10;r4R18jfgnHvJr4nOknrFmJ5xzhraRtHWf3Kkpfz/yGo5S+H73hkquyhdjr3R8m2lj09svwAAAP//&#10;AwBQSwMEFAAGAAgAAAAhAFr0LFu/AAAAFQEAAAsAAABfcmVscy8ucmVsc2zPwWrDMAwG4Ptg72B0&#10;X5TuUMaI01uh19I+gLGVxCy2jGSy9e1nemrHjpL4P0nD4SetZiPRyNnCruvBUPYcYp4tXC/Htw8w&#10;Wl0ObuVMFm6kcBhfX4Yzra62kC6xqGlKVgtLreUTUf1CyWnHhXKbTCzJ1VbKjMX5LzcTvvf9HuXR&#10;gPHJNKdgQU5hB+ZyK23zHztFL6w81c5zQp6m6P9TMfB3PtPWFCczVQtB9N4U2rp2HOA44NMz4y8A&#10;AAD//wMAUEsDBBQABgAIAAAAIQBgse1txQAAANsAAAAPAAAAZHJzL2Rvd25yZXYueG1sRI9Ba8JA&#10;FITvhf6H5RV6q5tWEImuItJShQZrFLw+ss8kmn0bdrcm+uu7BaHHYWa+Yabz3jTiQs7XlhW8DhIQ&#10;xIXVNZcK9ruPlzEIH5A1NpZJwZU8zGePD1NMte14S5c8lCJC2KeooAqhTaX0RUUG/cC2xNE7Wmcw&#10;ROlKqR12EW4a+ZYkI2mw5rhQYUvLiopz/mMUHLr8023W69N3u8pum1uefdF7ptTzU7+YgAjUh//w&#10;vb3SCoZD+PsSf4Cc/QIAAP//AwBQSwECLQAUAAYACAAAACEA2+H2y+4AAACFAQAAEwAAAAAAAAAA&#10;AAAAAAAAAAAAW0NvbnRlbnRfVHlwZXNdLnhtbFBLAQItABQABgAIAAAAIQBa9CxbvwAAABUBAAAL&#10;AAAAAAAAAAAAAAAAAB8BAABfcmVscy8ucmVsc1BLAQItABQABgAIAAAAIQBgse1txQAAANsAAAAP&#10;AAAAAAAAAAAAAAAAAAcCAABkcnMvZG93bnJldi54bWxQSwUGAAAAAAMAAwC3AAAA+QIAAAAA&#10;" fillcolor="window" stroked="f" strokeweight=".5pt">
                   <v:textbox>
                     <w:txbxContent>
                       <w:p>
@@ -1093,7 +1098,7 @@
                   <v:path o:extrusionok="f" gradientshapeok="t" o:connecttype="rect"/>
                   <o:lock v:ext="edit" aspectratio="t"/>
                 </v:shapetype>
-                <v:shape id="Gráfico 34" o:spid="_x0000_s1030" type="#_x0000_t75" alt="Usuário estrutura de tópicos" style="position:absolute;left:2283;top:3129;width:7836;height:7836;visibility:visible;mso-wrap-style:square" o:gfxdata="UEsDBBQABgAIAAAAIQDb4fbL7gAAAIUBAAATAAAAW0NvbnRlbnRfVHlwZXNdLnhtbHyQz07DMAyH&#10;70i8Q+QralM4IITa7kDhCAiNB7ASt43WOlEcyvb2pNu4IODoPz9/n1xv9vOkForiPDdwXVagiI23&#10;jocG3rdPxR0oScgWJ8/UwIEENu3lRb09BBKV0ywNjCmFe63FjDSjlD4Q50nv44wpl3HQAc0OB9I3&#10;VXWrjedEnIq03oC27qjHjympx31un0wiTQLq4bS4shrAECZnMGVTvbD9QSnOhDInjzsyuiBXWQP0&#10;r4R18jfgnHvJr4nOknrFmJ5xzhraRtHWf3Kkpfz/yGo5S+H73hkquyhdjr3R8m2lj09svwAAAP//&#10;AwBQSwMEFAAGAAgAAAAhAFr0LFu/AAAAFQEAAAsAAABfcmVscy8ucmVsc2zPwWrDMAwG4Ptg72B0&#10;X5TuUMaI01uh19I+gLGVxCy2jGSy9e1nemrHjpL4P0nD4SetZiPRyNnCruvBUPYcYp4tXC/Htw8w&#10;Wl0ObuVMFm6kcBhfX4Yzra62kC6xqGlKVgtLreUTUf1CyWnHhXKbTCzJ1VbKjMX5LzcTvvf9HuXR&#10;gPHJNKdgQU5hB+ZyK23zHztFL6w81c5zQp6m6P9TMfB3PtPWFCczVQtB9N4U2rp2HOA44NMz4y8A&#10;AAD//wMAUEsDBBQABgAIAAAAIQCvr8EKxAAAANsAAAAPAAAAZHJzL2Rvd25yZXYueG1sRI9Ba8JA&#10;FITvgv9heYKXopuqLTW6ShACgr2Y9uLtsfuaRLNvQ3ar8d+7hYLHYWa+Ydbb3jbiSp2vHSt4nSYg&#10;iLUzNZcKvr/yyQcIH5ANNo5JwZ08bDfDwRpT4258pGsRShEh7FNUUIXQplJ6XZFFP3UtcfR+XGcx&#10;RNmV0nR4i3DbyFmSvEuLNceFClvaVaQvxa9VEM6Xz0XWnpa9PWiZL3OdvbxppcajPluBCNSHZ/i/&#10;vTcK5gv4+xJ/gNw8AAAA//8DAFBLAQItABQABgAIAAAAIQDb4fbL7gAAAIUBAAATAAAAAAAAAAAA&#10;AAAAAAAAAABbQ29udGVudF9UeXBlc10ueG1sUEsBAi0AFAAGAAgAAAAhAFr0LFu/AAAAFQEAAAsA&#10;AAAAAAAAAAAAAAAAHwEAAF9yZWxzLy5yZWxzUEsBAi0AFAAGAAgAAAAhAK+vwQrEAAAA2wAAAA8A&#10;AAAAAAAAAAAAAAAABwIAAGRycy9kb3ducmV2LnhtbFBLBQYAAAAAAwADALcAAAD4AgAAAAA=&#10;">
+                <v:shape id="Gráfico 34" o:spid="_x0000_s1030" type="#_x0000_t75" alt="Usuário estrutura de tópicos" style="position:absolute;left:2283;top:3129;width:7836;height:7836;visibility:visible;mso-wrap-style:square" o:gfxdata="UEsDBBQABgAIAAAAIQDb4fbL7gAAAIUBAAATAAAAW0NvbnRlbnRfVHlwZXNdLnhtbHyQz07DMAyH&#10;70i8Q+QralM4IITa7kDhCAiNB7ASt43WOlEcyvb2pNu4IODoPz9/n1xv9vOkForiPDdwXVagiI23&#10;jocG3rdPxR0oScgWJ8/UwIEENu3lRb09BBKV0ywNjCmFe63FjDSjlD4Q50nv44wpl3HQAc0OB9I3&#10;VXWrjedEnIq03oC27qjHjympx31un0wiTQLq4bS4shrAECZnMGVTvbD9QSnOhDInjzsyuiBXWQP0&#10;r4R18jfgnHvJr4nOknrFmJ5xzhraRtHWf3Kkpfz/yGo5S+H73hkquyhdjr3R8m2lj09svwAAAP//&#10;AwBQSwMEFAAGAAgAAAAhAFr0LFu/AAAAFQEAAAsAAABfcmVscy8ucmVsc2zPwWrDMAwG4Ptg72B0&#10;X5TuUMaI01uh19I+gLGVxCy2jGSy9e1nemrHjpL4P0nD4SetZiPRyNnCruvBUPYcYp4tXC/Htw8w&#10;Wl0ObuVMFm6kcBhfX4Yzra62kC6xqGlKVgtLreUTUf1CyWnHhXKbTCzJ1VbKjMX5LzcTvvf9HuXR&#10;gPHJNKdgQU5hB+ZyK23zHztFL6w81c5zQp6m6P9TMfB3PtPWFCczVQtB9N4U2rp2HOA44NMz4y8A&#10;AAD//wMAUEsDBBQABgAIAAAAIQA1hh/DxQAAANsAAAAPAAAAZHJzL2Rvd25yZXYueG1sRI9Pa8JA&#10;FMTvBb/D8oTemk2rjSF1FSsUPPTin4O9PbLPJDT7Nu6uMfbTdwsFj8PM/IaZLwfTip6cbywreE5S&#10;EMSl1Q1XCg77j6cchA/IGlvLpOBGHpaL0cMcC22vvKV+FyoRIewLVFCH0BVS+rImgz6xHXH0TtYZ&#10;DFG6SmqH1wg3rXxJ00wabDgu1NjRuqbye3cxCrzN3j+PenbO8m33NT31NPl5JaUex8PqDUSgIdzD&#10;/+2NVjCZwt+X+APk4hcAAP//AwBQSwECLQAUAAYACAAAACEA2+H2y+4AAACFAQAAEwAAAAAAAAAA&#10;AAAAAAAAAAAAW0NvbnRlbnRfVHlwZXNdLnhtbFBLAQItABQABgAIAAAAIQBa9CxbvwAAABUBAAAL&#10;AAAAAAAAAAAAAAAAAB8BAABfcmVscy8ucmVsc1BLAQItABQABgAIAAAAIQA1hh/DxQAAANsAAAAP&#10;AAAAAAAAAAAAAAAAAAcCAABkcnMvZG93bnJldi54bWxQSwUGAAAAAAMAAwC3AAAA+QIAAAAA&#10;">
                   <v:imagedata r:id="rId10" o:title="Usuário estrutura de tópicos"/>
                 </v:shape>
                 <w10:wrap anchorx="margin"/>
@@ -1114,6 +1119,7 @@
     <w:p>
       <w:pPr>
         <w:rPr>
+          <w:u w:val="single"/>
           <w:lang w:val="pt-BR"/>
         </w:rPr>
       </w:pPr>
@@ -1228,16 +1234,16 @@
         <mc:AlternateContent>
           <mc:Choice Requires="wpg">
             <w:drawing>
-              <wp:anchor distT="0" distB="0" distL="114300" distR="114300" simplePos="0" relativeHeight="251661312" behindDoc="0" locked="0" layoutInCell="1" allowOverlap="1" wp14:anchorId="1E1BEBDC" wp14:editId="1453A8B6">
+              <wp:anchor distT="0" distB="0" distL="114300" distR="114300" simplePos="0" relativeHeight="251661312" behindDoc="0" locked="0" layoutInCell="1" allowOverlap="1" wp14:anchorId="1E1BEBDC" wp14:editId="426FC872">
                 <wp:simplePos x="0" y="0"/>
                 <wp:positionH relativeFrom="margin">
-                  <wp:posOffset>-203920</wp:posOffset>
+                  <wp:posOffset>-223516</wp:posOffset>
                 </wp:positionH>
                 <wp:positionV relativeFrom="paragraph">
-                  <wp:posOffset>106680</wp:posOffset>
+                  <wp:posOffset>295910</wp:posOffset>
                 </wp:positionV>
-                <wp:extent cx="5986870" cy="1534885"/>
-                <wp:effectExtent l="0" t="0" r="13970" b="27305"/>
+                <wp:extent cx="5977336" cy="1534885"/>
+                <wp:effectExtent l="0" t="0" r="23495" b="27305"/>
                 <wp:wrapNone/>
                 <wp:docPr id="41" name="Agrupar 41"/>
                 <wp:cNvGraphicFramePr/>
@@ -1248,9 +1254,9 @@
                       <wpg:grpSpPr>
                         <a:xfrm>
                           <a:off x="0" y="0"/>
-                          <a:ext cx="5986870" cy="1534885"/>
-                          <a:chOff x="0" y="0"/>
-                          <a:chExt cx="5986870" cy="1534885"/>
+                          <a:ext cx="5977336" cy="1534885"/>
+                          <a:chOff x="9534" y="0"/>
+                          <a:chExt cx="5977336" cy="1534885"/>
                         </a:xfrm>
                       </wpg:grpSpPr>
                       <wps:wsp>
@@ -1286,7 +1292,7 @@
                         <wps:cNvSpPr/>
                         <wps:spPr>
                           <a:xfrm>
-                            <a:off x="0" y="76200"/>
+                            <a:off x="9534" y="90080"/>
                             <a:ext cx="1251857" cy="1262017"/>
                           </a:xfrm>
                           <a:prstGeom prst="ellipse">
@@ -1318,7 +1324,7 @@
                         <wps:cNvSpPr txBox="1"/>
                         <wps:spPr>
                           <a:xfrm>
-                            <a:off x="1436914" y="250371"/>
+                            <a:off x="1398814" y="155121"/>
                             <a:ext cx="4419600" cy="1196975"/>
                           </a:xfrm>
                           <a:prstGeom prst="rect">
@@ -1440,6 +1446,9 @@
                     </wpg:wgp>
                   </a:graphicData>
                 </a:graphic>
+                <wp14:sizeRelH relativeFrom="margin">
+                  <wp14:pctWidth>0</wp14:pctWidth>
+                </wp14:sizeRelH>
                 <wp14:sizeRelV relativeFrom="margin">
                   <wp14:pctHeight>0</wp14:pctHeight>
                 </wp14:sizeRelV>
@@ -1448,14 +1457,14 @@
           </mc:Choice>
           <mc:Fallback>
             <w:pict>
-              <v:group w14:anchorId="1E1BEBDC" id="Agrupar 41" o:spid="_x0000_s1031" style="position:absolute;margin-left:-16.05pt;margin-top:8.4pt;width:471.4pt;height:120.85pt;z-index:251661312;mso-position-horizontal-relative:margin;mso-height-relative:margin" coordsize="59868,15348" o:gfxdata="UEsDBBQABgAIAAAAIQCo1seoEwEAAEkCAAATAAAAW0NvbnRlbnRfVHlwZXNdLnhtbJSSwU7DMBBE&#10;70j8g+UrShx6QAgl6YGUIyBUPsCyN4lFvLa8JrR/j5O2ElRtpR493jc7I7tcbuzARghkHFb8Pi84&#10;A1ROG+wq/rl+yR45oyhRy8EhVHwLxJf17U253noglmikivcx+ichSPVgJeXOA6ab1gUrYzqGTnip&#10;vmQHYlEUD0I5jIAxi5MHr8sGWvk9RLbaJHmXxGPH2fNublpVcWMnftLFSSLAQEeI9H4wSsbUTYyo&#10;j3Jl+0x5IucZ6o2nuxT8zAYaT2dK+gVq8vvf5G+s/ba39ATBaGDvMsRXaVNfoQMJWLjGqfyyx1TN&#10;Uuba1ijIm0CrmTpkOuet3Q8GGK81bxL2AePBXcwfof4FAAD//wMAUEsDBBQABgAIAAAAIQA4/SH/&#10;1gAAAJQBAAALAAAAX3JlbHMvLnJlbHOkkMFqwzAMhu+DvYPRfXGawxijTi+j0GvpHsDYimMaW0Yy&#10;2fr2M4PBMnrbUb/Q94l/f/hMi1qRJVI2sOt6UJgd+ZiDgffL8ekFlFSbvV0oo4EbChzGx4f9GRdb&#10;25HMsYhqlCwG5lrLq9biZkxWOiqY22YiTra2kYMu1l1tQD30/bPm3wwYN0x18gb45AdQl1tp5j/s&#10;FB2T0FQ7R0nTNEV3j6o9feQzro1iOWA14Fm+Q8a1a8+Bvu/d/dMb2JY5uiPbhG/ktn4cqGU/er3p&#10;cvwCAAD//wMAUEsDBBQABgAIAAAAIQC4b9tyxQQAADUPAAAOAAAAZHJzL2Uyb0RvYy54bWzsV+9u&#10;2zYQ/z5g70Doe2vLli1biFN4ThMUCNqgSdHPNEVZRCWSI+nY2dt0r7BHyIvtR0py7Pzd2mEYhhqI&#10;QorH491P97s7Hr3Z1hW55sYKJWdR/LofES6ZyoVczaJPV6evJhGxjsqcVkryWXTDbfTm+OefjjY6&#10;4wNVqirnhkCJtNlGz6LSOZ31epaVvKb2tdJcYrFQpqYOU7Pq5YZuoL2ueoN+f9zbKJNroxi3Fm9P&#10;msXoOOgvCs7ch6Kw3JFqFsE2F54mPJf+2Ts+otnKUF0K1ppBv8GKmgqJQ3eqTqijZG3EA1W1YEZZ&#10;VbjXTNU9VRSC8eADvIn797w5M2qtgy+rbLPSO5gA7T2cvlkte399ZvSlvjBAYqNXwCLMvC/bwtT+&#10;P6wk2wDZzQ4yvnWE4eVoOhlPUiDLsBaPhslkMmpAZSWQf7CPlW9f2NnrDu4dmLPRCBB7h4H9Pgwu&#10;S6p5gNZmwODCEJHPomQQEUlrxOlH7m5/l6t1pTKyoNIpS+bG8FwhknNMIBkAC7t38NnMAslHsBtP&#10;x2MAQx4BcDDtx37pHoA7GGimjXVnXNXED2YRgkLmHxHZIeDo9bl1MAXynZw/X6pTUVUhuitJNvg2&#10;g7TvPxMFyYqKOgxrDZetXEWEViuwlzkTVFpVidxv94qsWS0XlSHXFAwaTyfpyan3HMcdiPmzT6gt&#10;G7mw1IRBLRwIXol6Fk36/tfurqTXzgNFWw/8J27w86Olym/wWYxqOGs1OxU45Jxad0ENSApvkHjc&#10;BzyKSsFF1Y4iUirz22PvvTziBqsR2YD0cP/XNTU8ItU7iYiaxknis0SYJKN0gInZX1nur8h1vVBA&#10;JUaK0ywMvbyrumFhVP0Z+WnuT8USlQxnN0C3k4VrkhEyHOPzeRBDZtDUnctLzbxyj5OH92r7mRrd&#10;BoEDAd+rLoppdi8MGtkmEOZrpwoRYuQOV3zBllGe9v8GtYYdtd5WQltOkuHfYhDgA3nSMZJ+E1hd&#10;BooHI/AnbQk0gECctjHWJbCOGC12vAoWPEefEMA7CtzYHQNQenK1QbwgDPFyFp2GX3vgwbZ/kHdJ&#10;kg4WSUPOkua8Ydloj04tTX8Q01P2BzHzx9qJLlt4vu/VvKQj5oKKLSWIritwS5EkuUdQ4ra/KNT8&#10;uHv/RLGLk+EYmTQQdjDqD9OwAcm+rfxJEk/HoRj5ngHjaRp6hmdK3gvV7oB39nvoOh6O+oFnuwIK&#10;q3ytCunyrjq57XIbWoYdGP/jeoVmoSld/4VqpQXL8Nc2wxg9aARfvjRgl1v7st9cPOq/pKOm5sta&#10;v2qqs1iKSribcAdBvHij5PWFYL7785M9fqG3a3rKM3P7Ff0+mIVXObcM5eOTXd9+NUIRbp1Zw6hA&#10;QHf7B5Qo64nWaWt0oxUQ7FyxL5ZItSipXPG51aBHS8veoXiYHhi2RO3rCpsftxDAlHtXikdQbK4r&#10;J4qtay5dc/8yHM0kLn+2RFVH95PxeslzdKnvcvRFDHc/h3ZaGyGd9wZtozPcsdIPC/SYvpFt+8lu&#10;IRh9Z6f36IlM02YX3xkM036MnBOO6BJNOhmOpqgHvrVux81RTzQG5tk0E8xqDAlD2BXSQribhcLb&#10;3iP95W9/HqTubrvHfwIAAP//AwBQSwMECgAAAAAAAAAhAI6WXt/fDAAA3wwAABQAAABkcnMvbWVk&#10;aWEvaW1hZ2UxLnBuZ4lQTkcNChoKAAAADUlIRFIAAADAAAAAwAgGAAAAUtxsBwAAAAFzUkdCAK7O&#10;HOkAAAAEZ0FNQQAAsY8L/GEFAAAACXBIWXMAAB2HAAAdhwGP5fFlAAAMdElEQVR4Xu3dbawdRRkH&#10;cD74QhTURAIawbcQIYYYY+VFYgIaiEpIJEqQxGKxhXtmTinwARUjepHendla8EqIaZTElw+kxjai&#10;3A8QSlIjCJoaQVoo6T1nnu0LabExfoCkxprUPLtbeva/57a9veeee87O/5fMl3ufPbs7M7s7Ozs7&#10;e9ppREREREREREREREREREREREREREREREREREREREREREREREREREREREREDXTHpLynlXSvN4nc&#10;bX2Ytj5stC5sNV5mjZfXyzSrf8v/58O0xuoy7ckdZ+DvEY086zvLjJM7rZPN1slr1suRU0q6rJPN&#10;+W/5zjJcD9HIWDEppxcVVbbVKvKgkgvP6Tp0Xbh+oiWxZnLXu0wi1jh5ulZhFynpunSdum7cHqKh&#10;aXm50vjwPFZQTGV7f7114S6bdJfrcm03e7628fPkZs/Xv+n/NCaP9bIdfweTrluXw+0iWlTtH8n7&#10;rJcZrJBYOU0S7plI5EJc/mTpgVHcS+Q3zYdxHT1pRrcJlycauImpzqeNC/v7VEI90x82PmzQiovL&#10;LdTE/a+c1Uq692qvEa43X7cL+3XbcDmigWm57m3Gh4CVzzp5wzp52PjO53GZQWtNdS8xTn5ivRzE&#10;7dBt023EZYgWZHJy61usDx4rXHHmlaeX4sxrks5FxofHcXuKFLxuMy5DNG9F5ZdN9Uo2GhVN7zPq&#10;25WnTUu9bdQANs0SrFzGhz3GhdsxdqnYpLvKuPAybqceoBhLdNLyNr+T/1QqvwvbrAtfw9il1nKd&#10;a6yXp6oHqhzWXiSMJTohbddbHw5B5d+/kG7NxaZdofm4IjgI2mn3sxhLNCeTymXWyzNQkfaM4pkf&#10;mVS+ZH14qXfbdXgGH5jRSev3kKvl5WaMG1XGda+tPThzYSvGEdWYRG60Tv5XqTxplmDcqLNOvocH&#10;sXFhBcYRVeDYHu3nH9fuxD5Xsu3jui80BMaLrTYb5I2WD1/GuHFh/e6rjJd/9u5T22V8Ukx17fXh&#10;Q7UhzU4exrhxY708WL0KhGdbXj6McRS58mWWY00f7T5chEFtw1aMXMXuXD4bIGC9PFE9+4cfY8y4&#10;Mj5MVa8C8gTGUMRuSXedCxXkSBPO/kfpUGrsFtV9xjiKVK3548IWjBl3xslj1X1kM4hK+ewN1QPg&#10;+xgz7mwavl25yjnZjDEUIXNfuKA2dUkSrsC4cWfT7HLrex7wOXlN9x3jKDI6AVXl7O9lFmOawvqw&#10;s3dfdd8xhiJTzNhWOQDWY0xTlLNNHNvXRO7GGIqMdnf2VgqdlgRjmiKflqW6r43p6qVTZF14pHJW&#10;dOEmjGkK3Tc4AB7BGIqMcbKlt1KsTndfjTFNoftWPdilcd29NE/GhRcrZ8Wk+wmMaQrdN7javYgx&#10;FBnr5UBvpViVdM/BmKbQfasc7F4OYAxFhgcARc04ibgJJGwCxY43wRQ1doNS1KzLIn4QlvFBWOw4&#10;FIKihoPhdOYEjGkK/OoMB8NRbTi0vjk14WY/g3HjTvep8lYYh0PTUfhCjHVZ4+4DdJ+q+8gXYqhU&#10;fyVSfo8x4073CfaRr0RSAV+K16aCfuEd48YVX4qnE8JpUYwLkxgzrqwPP+jdN06LQjW1ZpCX15vw&#10;6dHimwHh39WDm80fAu219akR9WuMGDduan3/Pjx7y9rsIxhHVJ8c18tBk4YvYNy40NktrJd91X0K&#10;azCO6E04PbpOMY4x48L6sBH2hdOj0/EVH8gIlQ9kGJ/dg3GjzvjsW1D5+YEMOjn4YYnia4vdazFu&#10;VLWdfBG7PfmJJDppZko/kheqH8lz4WX9AB3Gjhq9Z6m95MOP5NF89f1MqpdZfaiEsaOCn0mlgZrj&#10;Q9lPjeKVoDjzh8rbbfxQNi2YfiESmhPalfiS8bISY5eK9eEbtt7s0e30GEs0L9ptaL1swsqVn12T&#10;sOS9Q3qGr93wFmkTuzxpIIqDIEz3qWSaZpbiazK6zj79/EfP/NOs/DRw+XghJ3uxwpWfIn2w7cKl&#10;uMyg3To1+6lyeAM84c3H+O9lm58WlfaoGBf21ypfceY9ZFNZuxg9RfqbraR7Lw5se/MgdGE/e3to&#10;KPQ7u/pgCSvhm5Wx6H15WmdhWEjzSJctrjph6xzt/CK5sJXf/qWhs4lchy+a909hZ95s0WlJku5y&#10;fSillbs9ueOMPLnZ8/Vv+j+NKZs4J/G7sl23AbeLaGhWu33vbbvsNh1m3KeCLkrSdek6dd24PURL&#10;YsWknF6+VLMNK+zAkgvP6Tp0Xbh+opFh/e5lZY/R5toXKOeTdFknm43r3Gl9Zxmuh2jk6cv1OgFV&#10;MQOdPksIG8ub2ll97bJMs8VNtfbrh2mN1WX0/gB/j4iIiIiIiIiIiIiIiGhJ6IOv9pR8UqdRsU6M&#10;Do+2LvzS+PBoOYJ0m3VBKu8VODlY/C1PW8u4GePDBn3r7OgAOh3xyRddaCTkozjzdwPy4cpawZ/X&#10;p7q14QyLkYqDZ0bf+S2eMncuwu0jGqiJRC7Mz+g+bMSpR0Yj5VO4bNOh1DoxFgfM0SmbnDzyNptm&#10;l1ufrTGu+2vjwo56hRv1FPYZF35nXPiOTeRzE5OvvgP3k6hC2+7aZl/QGd7JwaI5FB61Xh7SF1y0&#10;mVK24a/UK4m25Xu/PaDNKf2bpvL/V1rfvarl5WZ9DVKbWD0D6OZ+M+x4SZtNTh7W3+XVgXITP/vb&#10;W1vp7qt17h/j5c+1SnP8dKColGGDceH21fo7a2fPw3UM2sp1O8+0bs/FxVxAweff/nLySp/tmzPl&#10;B1J+3yIrV7vux3Ad1HB60zjfM33xIrwOZRajV4pR643Rb37pzNZ6QOa9SX32oV8q31/eYnz3Fg6/&#10;brhi1uTwOFaCfqkYpx8e1V4erfD4W6OueHH/6E17/5kkMBVxYVqbYfh7NKbs/fvO0zk+rZcnscAx&#10;GSeZNg3y5sUQmjPDMnH/q2fZdXKdScID1slfcb8xlS/p/Mb67vI7ppvztcyo6E1mPo/OnHP4HE3h&#10;UH7DmnSXx9IE0CtaOccQfg2nnoqHc3c16bOxjaYVv3z1sDK1eS258FxMlX4uxb1DuOdEJwptHmkc&#10;e5BGlLZbjZMfWie7sPCOFaIcME5+blw2Nl97GZZVSfccm2aryiEblU9EQXqm5brtibT7bvwNWgKt&#10;B/Z8wKbZXdaFv/cprKLiu/Ci8WGqlXYvweWpTr9/YHz4qXWyG/PyWAozJpUbcVkaIn1QdPyuzLBT&#10;e0J42T41J5qPtEwz7DUaMpPKZce9gXOyVw+OUeurH1d6IOhT7bmeQhd/D575vcj0C+fGB2ddOIiF&#10;UFb8F3Tsy0T66gdxWVo4HUaRdxM7+W8t74tu5MdarnMNLkcD0ErDDfgNrJ4zkDaD7msl2cdxORo8&#10;LQvr5Q9YDmVZZDqx1wp2mw6GdlPmg8r6Z7Zekh/qHVhGw1PMZi1zXI05ZfuCtV32dePlj7XMLS63&#10;W1pJuAGXoeG61YVLjQ+/wPIpy2iHPoW/gvcG82edfHeOh1n/sl5S63d/FJehpbHmwV1vtz7ckfe6&#10;1ctLU7p8/QvvxOVoDvl7sP1utFx4sp1m12M8jQZ9j6EYQ1Q7ALS5un7luoNn4jIEyjn2MfMOaway&#10;P3/05V/U1C/h9L16h2mMpx75TAr1yv+6nlkwlkZbMTNGfXyRvneAsaSVf124wPrwJ6j8/9DXCTGW&#10;xkN5QqsMv9Yyta57McZGD7s682ZPKpdhHI2X/O27WnMobMS4qOVTjsClUsegYByNp+KeAJpCPLkd&#10;Y52srWSQkyfWpHvPxTgaT2Z95+z6k2PeEOe0a8x4+QscAN/EOBpv1mfL4Sqw/dap7P0YFx2bdL5S&#10;uTT67GWe/ZvHTHbOxnc2jMtuwrjo5JPHVg6AsAFjqBn0WU71KsBmkPb+/Ko3U3QcP8ZQMxiffbV6&#10;AMhvMSY6ONiND72aS3t+4ArwLMZEB2cx4xDa5lqT7jq3t6yNC3sxJjpwSTyC/6dmYXkDZkhcWN6A&#10;GRIXljdghsSF5Q2YIXFheQNmSFxY3oAZEheWN2CGxIXlDZghcWF5A2ZIXFjegBkSF5Y3YIbEheUN&#10;mCFxYXkDZkhcWN6AGRIXljdghsSF5Q2YIXFheQNmSFxY3oAZEheWN2CGxIXlDZghcWF5A2ZIXFje&#10;gBkSF5Y3YIbEheUNmCFxYXkDZkhcWN6AGRIXljdghsSF5Q2YIXFheQNmSFxY3oAZEheWNxERERER&#10;ERERERERERERERERERERERERERERERERERERERERERERERERqf8DfS0Q/CLeZfoAAAAASUVORK5C&#10;YIJQSwMECgAAAAAAAAAhAFrvD4T3AwAA9wMAABQAAABkcnMvbWVkaWEvaW1hZ2UyLnN2Zzxzdmcg&#10;dmlld0JveD0iMCAwIDk2IDk2IiB4bWxucz0iaHR0cDovL3d3dy53My5vcmcvMjAwMC9zdmciIHht&#10;bG5zOnhsaW5rPSJodHRwOi8vd3d3LnczLm9yZy8xOTk5L3hsaW5rIiBpZD0iSWNvbnNfVXNlcl9N&#10;IiBvdmVyZmxvdz0iaGlkZGVuIj48ZyBpZD0iSWNvbnMiPjxwYXRoIGQ9Ik00OCAxNkM1NS43MzIg&#10;MTYgNjIgMjIuMjY4IDYyIDMwIDYyIDM3LjczMiA1NS43MzIgNDQgNDggNDQgNDAuMjY4IDQ0IDM0&#10;IDM3LjczMiAzNCAzMCAzNC4wMDc3IDIyLjI3MTIgNDAuMjcxMiAxNi4wMDc3IDQ4IDE2TTQ4IDE0&#10;QzM5LjE2MzQgMTQgMzIgMjEuMTYzNCAzMiAzMCAzMiAzOC44MzY2IDM5LjE2MzQgNDYgNDggNDYg&#10;NTYuODM2NiA0NiA2NCAzOC44MzY2IDY0IDMwIDY0IDIxLjE2MzQgNTYuODM2NiAxNCA0OCAxNFoi&#10;IGZpbGw9IiM2OTg3REYiLz48cGF0aCBkPSJNODAgODIgNzggODIgNzggNjYuNUM3Ny45NTI0IDY0&#10;LjM3NTkgNzYuOTUxNyA2Mi4zODU5IDc1LjI3NSA2MS4wODEgNzAuODg5MyA1Ny43MTU4IDY1Ljg2&#10;NzggNTUuMjczMSA2MC41MTMgNTMuOSA1Ni40NTg3IDUyLjY1MjQgNTIuMjQxOSA1Mi4wMTIxIDQ4&#10;IDUyIDQzLjc1OTQgNTIuMDczNiAzOS41NDc2IDUyLjcxMjYgMzUuNDc2IDUzLjkgMzAuMTc3MSA1&#10;NS40NTIgMjUuMTc3OCA1Ny44ODYxIDIwLjY4OCA2MS4xIDE5LjAyODIgNjIuNDA2NCAxOC4wNDE3&#10;IDY0LjM4ODIgMTggNjYuNUwxOCA4MiAxNiA4MiAxNiA2Ni41QzE2LjA0OTYgNjMuNzY4NiAxNy4z&#10;MjYzIDYxLjIwNDcgMTkuNDc2IDU5LjUxOSAyNC4xNjc1IDU2LjE1MTIgMjkuMzk0OSA1My42MDEy&#10;IDM0LjkzNyA1MS45NzcgMzkuMTgzOSA1MC43Mzk2IDQzLjU3NzEgNTAuMDc0NyA0OCA1MCA1Mi40&#10;MzIxIDUwLjAxMDkgNTYuODM4MiA1MC42Nzc4IDYxLjA3NSA1MS45NzkgNjYuNjg0NSA1My40MjQ0&#10;IDcxLjk0MjkgNTUuOTkxMyA3Ni41MzMgNTkuNTI1IDc4LjY3ODQgNjEuMjEwNiA3OS45NTE2IDYz&#10;Ljc3MiA4MCA2Ni41WiIgZmlsbD0iIzY5ODdERiIvPjwvZz48L3N2Zz5QSwMEFAAGAAgAAAAhAIpS&#10;5F3hAAAACgEAAA8AAABkcnMvZG93bnJldi54bWxMj0FLw0AQhe+C/2EZwVu72ZTUGrMppainIrQV&#10;xNs2mSah2dmQ3Sbpv3c86XF4H2++l60n24oBe9840qDmEQikwpUNVRo+j2+zFQgfDJWmdYQabuhh&#10;nd/fZSYt3Uh7HA6hElxCPjUa6hC6VEpf1GiNn7sOibOz660JfPaVLHszcrltZRxFS2lNQ/yhNh1u&#10;aywuh6vV8D6acbNQr8Puct7evo/Jx9dOodaPD9PmBUTAKfzB8KvP6pCz08ldqfSi1TBbxIpRDpY8&#10;gYFnFT2BOGmIk1UCMs/k/wn5DwAAAP//AwBQSwMEFAAGAAgAAAAhACJWDu7HAAAApQEAABkAAABk&#10;cnMvX3JlbHMvZTJvRG9jLnhtbC5yZWxzvJCxagMxDIb3Qt7BaO/57oZSSnxZSiFrSB9A2DqfyVk2&#10;lhuat49plgYC3TpK4v/+D21333FVZyoSEhsYuh4UsU0usDfwefx4fgUlFdnhmpgMXEhgN22etgda&#10;sbaQLCGLahQWA0ut+U1rsQtFlC5l4naZU4lY21i8zmhP6EmPff+iy28GTHdMtXcGyt6NoI6X3Jr/&#10;Zqd5Dpbek/2KxPVBhQ6xdTcgFk/VQCQX8LYcOzl70I8dhv9xGLrMPw767rnTFQAA//8DAFBLAQIt&#10;ABQABgAIAAAAIQCo1seoEwEAAEkCAAATAAAAAAAAAAAAAAAAAAAAAABbQ29udGVudF9UeXBlc10u&#10;eG1sUEsBAi0AFAAGAAgAAAAhADj9If/WAAAAlAEAAAsAAAAAAAAAAAAAAAAARAEAAF9yZWxzLy5y&#10;ZWxzUEsBAi0AFAAGAAgAAAAhALhv23LFBAAANQ8AAA4AAAAAAAAAAAAAAAAAQwIAAGRycy9lMm9E&#10;b2MueG1sUEsBAi0ACgAAAAAAAAAhAI6WXt/fDAAA3wwAABQAAAAAAAAAAAAAAAAANAcAAGRycy9t&#10;ZWRpYS9pbWFnZTEucG5nUEsBAi0ACgAAAAAAAAAhAFrvD4T3AwAA9wMAABQAAAAAAAAAAAAAAAAA&#10;RRQAAGRycy9tZWRpYS9pbWFnZTIuc3ZnUEsBAi0AFAAGAAgAAAAhAIpS5F3hAAAACgEAAA8AAAAA&#10;AAAAAAAAAAAAbhgAAGRycy9kb3ducmV2LnhtbFBLAQItABQABgAIAAAAIQAiVg7uxwAAAKUBAAAZ&#10;AAAAAAAAAAAAAAAAAHwZAABkcnMvX3JlbHMvZTJvRG9jLnhtbC5yZWxzUEsFBgAAAAAHAAcAvgEA&#10;AHoaAAAAAA==&#10;">
+              <v:group w14:anchorId="1E1BEBDC" id="Agrupar 41" o:spid="_x0000_s1031" style="position:absolute;margin-left:-17.6pt;margin-top:23.3pt;width:470.65pt;height:120.85pt;z-index:251661312;mso-position-horizontal-relative:margin;mso-width-relative:margin;mso-height-relative:margin" coordorigin="95" coordsize="59773,15348" o:gfxdata="UEsDBBQABgAIAAAAIQCo1seoEwEAAEkCAAATAAAAW0NvbnRlbnRfVHlwZXNdLnhtbJSSwU7DMBBE&#10;70j8g+UrShx6QAgl6YGUIyBUPsCyN4lFvLa8JrR/j5O2ElRtpR493jc7I7tcbuzARghkHFb8Pi84&#10;A1ROG+wq/rl+yR45oyhRy8EhVHwLxJf17U253noglmikivcx+ichSPVgJeXOA6ab1gUrYzqGTnip&#10;vmQHYlEUD0I5jIAxi5MHr8sGWvk9RLbaJHmXxGPH2fNublpVcWMnftLFSSLAQEeI9H4wSsbUTYyo&#10;j3Jl+0x5IucZ6o2nuxT8zAYaT2dK+gVq8vvf5G+s/ba39ATBaGDvMsRXaVNfoQMJWLjGqfyyx1TN&#10;Uuba1ijIm0CrmTpkOuet3Q8GGK81bxL2AePBXcwfof4FAAD//wMAUEsDBBQABgAIAAAAIQA4/SH/&#10;1gAAAJQBAAALAAAAX3JlbHMvLnJlbHOkkMFqwzAMhu+DvYPRfXGawxijTi+j0GvpHsDYimMaW0Yy&#10;2fr2M4PBMnrbUb/Q94l/f/hMi1qRJVI2sOt6UJgd+ZiDgffL8ekFlFSbvV0oo4EbChzGx4f9GRdb&#10;25HMsYhqlCwG5lrLq9biZkxWOiqY22YiTra2kYMu1l1tQD30/bPm3wwYN0x18gb45AdQl1tp5j/s&#10;FB2T0FQ7R0nTNEV3j6o9feQzro1iOWA14Fm+Q8a1a8+Bvu/d/dMb2JY5uiPbhG/ktn4cqGU/er3p&#10;cvwCAAD//wMAUEsDBBQABgAIAAAAIQCBpaBb0AQAADsPAAAOAAAAZHJzL2Uyb0RvYy54bWzsV91u&#10;2zYUvh+wdyB031iyZcsW4hSe0wQFgjZoUvSapihLqERyJB07e5vuFfYIebF9pCT/NT9bOwzDUANR&#10;DkXy8JxP5zvn8PT1pq7IHdemlGIaRCdhQLhgMivFchp8vL14NQ6IsVRktJKCT4N7boLXZz//dLpW&#10;Ke/LQlYZ1wRKhEnXahoU1qq01zOs4DU1J1Jxgclc6ppaDPWyl2m6hva66vXDcNRbS50pLRk3Bm/P&#10;m8ngzOvPc87s+zw33JJqGsA265/aPxfu2Ts7pelSU1WUrDWDfoMVNS0FDt2qOqeWkpUuv1JVl0xL&#10;I3N7wmTdk3leMu59gDdReOTNpZYr5X1Zpuul2sIEaI9w+ma17N3dpVY36loDibVaAgs/cr5scl27&#10;/7CSbDxk91vI+MYShpfDSZIMBqOAMMxFw0E8Hg8bUFkB5N2+Cd4GZLeVFW9e2Nzrzu4dWLRWiBGz&#10;g8F8Hww3BVXco2tSwHCtSZlNg7gfEEFrhOoHbh9+F8tVJVMyp8JKQ2Za80wimDMMsNJj5ndvETSp&#10;AZiPwDeajEbAZg+ILYb9SRi5qSMMtzDQVGljL7msiROmAeJCZB8Q3D7m6N2VsTAF67t17nwhL8qq&#10;8gFeCbLG5+knITjAKHiWV9RCrBVcNmIZEFotQWBmtVdpZFVmbrtTZPRyMa80uaMg0WgyTs4vnOc4&#10;7mCZO/ucmqJZ56eaSKhLC45XZT0NxqH7tbsr4bRzz9LWA/eJG/yctJDZPT6Llg1tjWIXJQ65osZe&#10;Uw2ewhvkHvsej7yScFG2UkAKqX977L1bj7jBbEDW4D3c/3VFNQ9I9VYgoiZRHLtE4QfxMOljoPdn&#10;FvszYlXPJVCJkOUU86Jbb6tOzLWsPyFFzdypmKKC4ewG6HYwt00+QpJjfDbzy5AcFLVX4kYxp9zh&#10;5OC93XyiWrVBYBE/72QXxTQ9CoNmbRMIs5WVeeljZIcrvmDLKMf8f4Nag45ab6pSGU7iwd9i0DaR&#10;TMJw3KbujkNRfwgKJS2H+iNk06QNsy6Nddxo4eOVN+I5BvkY3rLg3mxJgAKUyTVCBpGIl9Pgwv/a&#10;Aw+2/YPUi+OkP48bfhY04w3RhnuMapn6g5uOtT+4mT3WVHQJw1F+r+yhRDdlb07LDSWIrltwS5I4&#10;PuIosZtfJMp61L1/ot5Fg8l4HDWVPxoOo77fgHzfFv84jiYjX49c5wB5kvjO4Zmq90LBO+Cd+R66&#10;jgbD0PNsW0NhlStXPmPuCpTdLDa+a9iC8T8uWegXmur1XyhYqmQp/tqWGNJXveDLVwfssitX+Zvr&#10;R/2XdNRUf16pV02BLhdlVdp7fxNBvDijxN11yVwD6AZ7/EJ71/DrUj98QdcPZuFVxg1D+fhoVg9f&#10;dCkJN1avYJQnoH34A0qkcUTrtDW60Q2U7Eqyz4YIOS+oWPKZUaBHS8ve4XI/PDBsgdrXFTYntxDA&#10;lKOLxSMoNpeWc8lWNRe2uYVpjn4SV0BToLCjAUp5veAZGtW3GVojhhugRUetdCms8wado9XcssKJ&#10;OdpM18u2LWU34Y3e2ek8eiLT9IfhIMExyCODJIyQc/wRXaJJxoPhBPXAddet3Bz1RGOgn00z3qzG&#10;EC/CLp8W/A3NF972NumugPtjv2p35z37EwAA//8DAFBLAwQKAAAAAAAAACEAeRz7WqUIAAClCAAA&#10;FAAAAGRycy9tZWRpYS9pbWFnZTEucG5niVBORw0KGgoAAAANSUhEUgAAAMAAAADACAYAAABS3GwH&#10;AAAAAXNSR0IArs4c6QAAAARnQU1BAACxjwv8YQUAAAAJcEhZcwAAHYcAAB2HAY/l8WUAAAg6SURB&#10;VHhe7d3dceM2FIbhLSElbAkpwSVsCb7zOjfZDrIXMXXpElyCS3AJrmDJElzCZs4hoFAfQZmWaJIA&#10;3mcGM5uYkmz8HvyQ+vIFAAAAAAAAAAAAAAAAAAAAAAAAAAAAAAAAAAAAAAAAAAr09z/dH3eH7uZ7&#10;0/24e/j18/7QPt437cv3Q/v6/dC+hWT/fr5v2ie75u7Q3dpr9L2ALFilv3/ovlmltgp+f+h+X5rs&#10;PaxB2Hvq5wC7EXr629iza0VeIsXGoJ8NbMpDnEP7qhX201LTdjQEbG52xW/azmJ/i+99LnDobv76&#10;t/vTRo0wcny1kMljf5sD2FzBX5N4r0Gyz6YhYHVWaX3SmqiUg0r/YhXZKrq+fq44ebb3Gr2/ftah&#10;+6qvBxZnFXqqd+5j//bxmko/xUcKX0Uaf2787M/4XOAorOykJ7hN+7JGBfRwqWmfRp8fG0LT/dDX&#10;AFeb7H1XqvjKPnMqDLPfVa8HLjbd47aPW6/Pn2uYei3wYT4JlcplYdCeVl9ssqy/Y2ygei0wm1Vy&#10;rVQ+B3jovum1W5uanO+poSIjIcY+mfCGnn+3y41+BCPRCLaYoyBjqYq0155f+SpRYtTac8PFzqRW&#10;V3JaXkzOCZgUYw7r5UeVJ8PJZGrynsMIho2Njh007cvWS52XGo1kTdvpNcBRqvfP+caU1HyAVSEk&#10;hQNuJyc7rQfV63Kjm3g2IdZrgNGafymHy3xFS0aBnCb0WMkoXs5w4jtldFyCuQCGQvhzsulV0rp5&#10;ahQo6e/DlXTya3MBvSZ3urpFGIQjDX9KPE6cmONkP8HHAibCn2yXPqekwqBc9zewID02UGL4E+n5&#10;JvYEkDgyUM7qj/Kn0g0bO/MA1NQA9G8tca6DD9Kd0pLDgsRqFxPh2ukKUMknJnW+wxFpWAM4Of9T&#10;wvGHKboSxLkgpFZGit0hpQFgRPcASl8bH/6tlvTnqExNIdDo/gAOxUHPyJS4Cxz5o1NOQ6BiN/0w&#10;U02bQ3oeyJaA9RpURs/Kl9wAdCOs5E0/zDTqFQuuFDrasROM1O5osUuDOt8pedMPM+nauPeMBe4F&#10;6AS41L8TF9DzQCXOAzT+5xwQjnQeUOLyoJ55Iv7HUelh0MRdb8X8fViA7giX1EOOlnoLHOFwpUQY&#10;VMQjxZO9f0GNGwvSk6El7JQmev+30g/84UI6CnhvmfEoYL+79v4lrnBhQToK5LxcqMu79rfR++Os&#10;0W2Dmfaauu5vqeT7nbEgXTP3lNGxgeQ32nP/L+ZKrZzk8rj0qW+3zOF3x44kQ6Gdr6CEhqtf8pHF&#10;t1tih/SkqKem7fbYm059UXaO8xfsyGglJaYd9ao2WmnY06dy723Aikbn6HfUu9rvkKr8NpHfc7iG&#10;zOjdVMOKtsVmWX++P/072f+n8mNxqbX1YaVboyH0J1fbx4le/20PoxIKllpm1Iagr1nCuYofK/+e&#10;5iUomFfGiXnBoEI+W298zajgy5p9jP86VfE9Ne3LNZ8DXMSXSRNLj6NkFfTh108PoR66b7ZqEyus&#10;VXL7t8f0toNrjcaulfX8VLJrON6AzXnFntMQFkox1meii12J4YpW2MVS075Q8bF7MXZ/b57wXvK4&#10;P4RPe9x9BmbxuP/h188Q2z97wwghU6jkXZjoPvtKT5gr0NMDAAAAAAAAAABgN2zzSg+22W2VcQMs&#10;bHi9hs2vt5jiZljYJLPr7Pon30A7dLfDA3TA5sIpzpv+Jhk/p3/+yPKCKTSaZ29c/elSGgY+T+zV&#10;4/meTz3wdkWKRylK/q5jrEQq/Co9+9IpjhI0CMzicfbMm1GmUghPjgfbJIa/sYZlycIWG1liijfF&#10;hJ/dhNDmNs4hhgfoLk+MDhCXVvpY0X2C23Q/rOKudXrTGsugcVw0QoWnWXA3WY28l/1gpR9OPNes&#10;7HNZo+ifZDd94/xUojFUwkOLmT1m7jej+Jdj9HeojZ90fTat83gXrCTE17dzevtY6Uu8GeWjo4M3&#10;HB6zki+rwHMK/NjTH7rb0ir9lI/Me3jyRGbmVnxuMO8NQqXz+cU3zOzbnIofe/scY/o1zHmqBSPC&#10;zniM3w/nZyt+WI9ncjdDWCxIPxZ+0BDoSDbkPf57T2YjzLlaf9Ypkbf/5/ETHcvKwhdCTA/VdrKS&#10;ir8Y72zeGRFshNXXYWHvxfm+WUXF/zR+zPtMQwjzA0aDzxDi0mS4Q8VfV2gIybLw8uA7CpYTe33N&#10;5GMiBt1M2GBMjsY2/6JDutI7vf4rO5XbOzc/8NU3lkwvM7X6EJc06V32Zaq8LDFB/qCpzGTted/C&#10;aJB8IjaNYKZU5WeSm5dUGdIIZuhPLI4rP7F+fvyW0tQEmbJMs95dN7fCJIpb+DKVagT234zkCbrU&#10;aRlFvJ8/3zMYj+rPel3VUplEvFiO1JyAvZsBv7n7tId4ZZgsi4a3tneg11RrtNnFRKk4usBhIa5e&#10;U6VUxtD7l0k7OnaJk/Fh+6jXoAy60ME8r48NTx/bQfhTrMRoz2qQbp2z7l8uf3jXsLNr2k6vqU4i&#10;LmR5rFD90faTEYCJ8EmPcOh+689RFspbkCF1obwFGVIXyluQIXWhvAUZUhfKW5AhdaG8BRlSF8pb&#10;kCF1obwFGVIXyluQIXWhvAUZUhfKW5AhdaG8BRlSF8pbkCF1obwFGVIXyluQIXWhvAUZUhfKW5Ah&#10;daG8BRlSF8pbkCF1obwFGVIXyluQIXWhvAUZUhfKW5AhdaG8BRlSF8pbkCF1obwFGVIXyluQIXWh&#10;vAUZUhfKW5AhdaG8BRlSF8obAAAAAAAAAAAAAAAAAAAAAAAAAAAAAAAAAAAAAAAAgPkPARPGx1CR&#10;FRAAAAAASUVORK5CYIJQSwMECgAAAAAAAAAhAFrvD4T3AwAA9wMAABQAAABkcnMvbWVkaWEvaW1h&#10;Z2UyLnN2Zzxzdmcgdmlld0JveD0iMCAwIDk2IDk2IiB4bWxucz0iaHR0cDovL3d3dy53My5vcmcv&#10;MjAwMC9zdmciIHhtbG5zOnhsaW5rPSJodHRwOi8vd3d3LnczLm9yZy8xOTk5L3hsaW5rIiBpZD0i&#10;SWNvbnNfVXNlcl9NIiBvdmVyZmxvdz0iaGlkZGVuIj48ZyBpZD0iSWNvbnMiPjxwYXRoIGQ9Ik00&#10;OCAxNkM1NS43MzIgMTYgNjIgMjIuMjY4IDYyIDMwIDYyIDM3LjczMiA1NS43MzIgNDQgNDggNDQg&#10;NDAuMjY4IDQ0IDM0IDM3LjczMiAzNCAzMCAzNC4wMDc3IDIyLjI3MTIgNDAuMjcxMiAxNi4wMDc3&#10;IDQ4IDE2TTQ4IDE0QzM5LjE2MzQgMTQgMzIgMjEuMTYzNCAzMiAzMCAzMiAzOC44MzY2IDM5LjE2&#10;MzQgNDYgNDggNDYgNTYuODM2NiA0NiA2NCAzOC44MzY2IDY0IDMwIDY0IDIxLjE2MzQgNTYuODM2&#10;NiAxNCA0OCAxNFoiIGZpbGw9IiM2OTg3REYiLz48cGF0aCBkPSJNODAgODIgNzggODIgNzggNjYu&#10;NUM3Ny45NTI0IDY0LjM3NTkgNzYuOTUxNyA2Mi4zODU5IDc1LjI3NSA2MS4wODEgNzAuODg5MyA1&#10;Ny43MTU4IDY1Ljg2NzggNTUuMjczMSA2MC41MTMgNTMuOSA1Ni40NTg3IDUyLjY1MjQgNTIuMjQx&#10;OSA1Mi4wMTIxIDQ4IDUyIDQzLjc1OTQgNTIuMDczNiAzOS41NDc2IDUyLjcxMjYgMzUuNDc2IDUz&#10;LjkgMzAuMTc3MSA1NS40NTIgMjUuMTc3OCA1Ny44ODYxIDIwLjY4OCA2MS4xIDE5LjAyODIgNjIu&#10;NDA2NCAxOC4wNDE3IDY0LjM4ODIgMTggNjYuNUwxOCA4MiAxNiA4MiAxNiA2Ni41QzE2LjA0OTYg&#10;NjMuNzY4NiAxNy4zMjYzIDYxLjIwNDcgMTkuNDc2IDU5LjUxOSAyNC4xNjc1IDU2LjE1MTIgMjku&#10;Mzk0OSA1My42MDEyIDM0LjkzNyA1MS45NzcgMzkuMTgzOSA1MC43Mzk2IDQzLjU3NzEgNTAuMDc0&#10;NyA0OCA1MCA1Mi40MzIxIDUwLjAxMDkgNTYuODM4MiA1MC42Nzc4IDYxLjA3NSA1MS45NzkgNjYu&#10;Njg0NSA1My40MjQ0IDcxLjk0MjkgNTUuOTkxMyA3Ni41MzMgNTkuNTI1IDc4LjY3ODQgNjEuMjEw&#10;NiA3OS45NTE2IDYzLjc3MiA4MCA2Ni41WiIgZmlsbD0iIzY5ODdERiIvPjwvZz48L3N2Zz5QSwME&#10;FAAGAAgAAAAhAMqgKpziAAAACgEAAA8AAABkcnMvZG93bnJldi54bWxMj01Lw0AQhu+C/2EZwVu7&#10;+bAhxkxKKeqpCLaCeNsm0yQ0Oxuy2yT9964nexzeh/d9Jl/PuhMjDbY1jBAuAxDEpalarhG+Dm+L&#10;FIR1iivVGSaEK1lYF/d3ucoqM/EnjXtXC1/CNlMIjXN9JqUtG9LKLk1P7LOTGbRy/hxqWQ1q8uW6&#10;k1EQJFKrlv1Co3raNlSe9xeN8D6paROHr+PufNpefw6rj+9dSIiPD/PmBYSj2f3D8Kfv1aHwTkdz&#10;4cqKDmERryKPIjwlCQgPPAdJCOKIEKVpDLLI5e0LxS8AAAD//wMAUEsDBBQABgAIAAAAIQAiVg7u&#10;xwAAAKUBAAAZAAAAZHJzL19yZWxzL2Uyb0RvYy54bWwucmVsc7yQsWoDMQyG90LewWjv+e6GUkp8&#10;WUoha0gfQNg6n8lZNpYbmrePaZYGAt06SuL//g9td99xVWcqEhIbGLoeFLFNLrA38Hn8eH4FJRXZ&#10;4ZqYDFxIYDdtnrYHWrG2kCwhi2oUFgNLrflNa7ELRZQuZeJ2mVOJWNtYvM5oT+hJj33/ostvBkx3&#10;TLV3BsrejaCOl9ya/2aneQ6W3pP9isT1QYUOsXU3IBZP1UAkF/C2HDs5e9CPHYb/cRi6zD8O+u65&#10;0xUAAP//AwBQSwECLQAUAAYACAAAACEAqNbHqBMBAABJAgAAEwAAAAAAAAAAAAAAAAAAAAAAW0Nv&#10;bnRlbnRfVHlwZXNdLnhtbFBLAQItABQABgAIAAAAIQA4/SH/1gAAAJQBAAALAAAAAAAAAAAAAAAA&#10;AEQBAABfcmVscy8ucmVsc1BLAQItABQABgAIAAAAIQCBpaBb0AQAADsPAAAOAAAAAAAAAAAAAAAA&#10;AEMCAABkcnMvZTJvRG9jLnhtbFBLAQItAAoAAAAAAAAAIQB5HPtapQgAAKUIAAAUAAAAAAAAAAAA&#10;AAAAAD8HAABkcnMvbWVkaWEvaW1hZ2UxLnBuZ1BLAQItAAoAAAAAAAAAIQBa7w+E9wMAAPcDAAAU&#10;AAAAAAAAAAAAAAAAABYQAABkcnMvbWVkaWEvaW1hZ2UyLnN2Z1BLAQItABQABgAIAAAAIQDKoCqc&#10;4gAAAAoBAAAPAAAAAAAAAAAAAAAAAD8UAABkcnMvZG93bnJldi54bWxQSwECLQAUAAYACAAAACEA&#10;IlYO7scAAAClAQAAGQAAAAAAAAAAAAAAAABOFQAAZHJzL19yZWxzL2Uyb0RvYy54bWwucmVsc1BL&#10;BQYAAAAABwAHAL4BAABMFgAAAAA=&#10;">
                 <v:roundrect id="Retângulo: Cantos Arredondados 42" o:spid="_x0000_s1032" style="position:absolute;left:6966;width:52902;height:15348;visibility:visible;mso-wrap-style:square;v-text-anchor:middle" arcsize="10923f" o:gfxdata="UEsDBBQABgAIAAAAIQDb4fbL7gAAAIUBAAATAAAAW0NvbnRlbnRfVHlwZXNdLnhtbHyQz07DMAyH&#10;70i8Q+QralM4IITa7kDhCAiNB7ASt43WOlEcyvb2pNu4IODoPz9/n1xv9vOkForiPDdwXVagiI23&#10;jocG3rdPxR0oScgWJ8/UwIEENu3lRb09BBKV0ywNjCmFe63FjDSjlD4Q50nv44wpl3HQAc0OB9I3&#10;VXWrjedEnIq03oC27qjHjympx31un0wiTQLq4bS4shrAECZnMGVTvbD9QSnOhDInjzsyuiBXWQP0&#10;r4R18jfgnHvJr4nOknrFmJ5xzhraRtHWf3Kkpfz/yGo5S+H73hkquyhdjr3R8m2lj09svwAAAP//&#10;AwBQSwMEFAAGAAgAAAAhAFr0LFu/AAAAFQEAAAsAAABfcmVscy8ucmVsc2zPwWrDMAwG4Ptg72B0&#10;X5TuUMaI01uh19I+gLGVxCy2jGSy9e1nemrHjpL4P0nD4SetZiPRyNnCruvBUPYcYp4tXC/Htw8w&#10;Wl0ObuVMFm6kcBhfX4Yzra62kC6xqGlKVgtLreUTUf1CyWnHhXKbTCzJ1VbKjMX5LzcTvvf9HuXR&#10;gPHJNKdgQU5hB+ZyK23zHztFL6w81c5zQp6m6P9TMfB3PtPWFCczVQtB9N4U2rp2HOA44NMz4y8A&#10;AAD//wMAUEsDBBQABgAIAAAAIQBrPDGGxAAAANsAAAAPAAAAZHJzL2Rvd25yZXYueG1sRI/RagIx&#10;FETfBf8hXKEvpWYromU1irRUREVx2w+4bq67i5ubJUl1/XsjFHwcZuYMM523phYXcr6yrOC9n4Ag&#10;zq2uuFDw+/P99gHCB2SNtWVScCMP81m3M8VU2ysf6JKFQkQI+xQVlCE0qZQ+L8mg79uGOHon6wyG&#10;KF0htcNrhJtaDpJkJA1WHBdKbOizpPyc/RkFm+Hr0h32y70db9fHY46rbPdllXrptYsJiEBteIb/&#10;2yutYDiAx5f4A+TsDgAA//8DAFBLAQItABQABgAIAAAAIQDb4fbL7gAAAIUBAAATAAAAAAAAAAAA&#10;AAAAAAAAAABbQ29udGVudF9UeXBlc10ueG1sUEsBAi0AFAAGAAgAAAAhAFr0LFu/AAAAFQEAAAsA&#10;AAAAAAAAAAAAAAAAHwEAAF9yZWxzLy5yZWxzUEsBAi0AFAAGAAgAAAAhAGs8MYbEAAAA2wAAAA8A&#10;AAAAAAAAAAAAAAAABwIAAGRycy9kb3ducmV2LnhtbFBLBQYAAAAAAwADALcAAAD4AgAAAAA=&#10;" filled="f" strokecolor="#6987df" strokeweight="1pt">
                   <v:stroke joinstyle="miter"/>
                 </v:roundrect>
-                <v:oval id="Elipse 43" o:spid="_x0000_s1033" style="position:absolute;top:762;width:12518;height:12620;visibility:visible;mso-wrap-style:square;v-text-anchor:middle" o:gfxdata="UEsDBBQABgAIAAAAIQDb4fbL7gAAAIUBAAATAAAAW0NvbnRlbnRfVHlwZXNdLnhtbHyQz07DMAyH&#10;70i8Q+QralM4IITa7kDhCAiNB7ASt43WOlEcyvb2pNu4IODoPz9/n1xv9vOkForiPDdwXVagiI23&#10;jocG3rdPxR0oScgWJ8/UwIEENu3lRb09BBKV0ywNjCmFe63FjDSjlD4Q50nv44wpl3HQAc0OB9I3&#10;VXWrjedEnIq03oC27qjHjympx31un0wiTQLq4bS4shrAECZnMGVTvbD9QSnOhDInjzsyuiBXWQP0&#10;r4R18jfgnHvJr4nOknrFmJ5xzhraRtHWf3Kkpfz/yGo5S+H73hkquyhdjr3R8m2lj09svwAAAP//&#10;AwBQSwMEFAAGAAgAAAAhAFr0LFu/AAAAFQEAAAsAAABfcmVscy8ucmVsc2zPwWrDMAwG4Ptg72B0&#10;X5TuUMaI01uh19I+gLGVxCy2jGSy9e1nemrHjpL4P0nD4SetZiPRyNnCruvBUPYcYp4tXC/Htw8w&#10;Wl0ObuVMFm6kcBhfX4Yzra62kC6xqGlKVgtLreUTUf1CyWnHhXKbTCzJ1VbKjMX5LzcTvvf9HuXR&#10;gPHJNKdgQU5hB+ZyK23zHztFL6w81c5zQp6m6P9TMfB3PtPWFCczVQtB9N4U2rp2HOA44NMz4y8A&#10;AAD//wMAUEsDBBQABgAIAAAAIQBv3NNgxgAAANsAAAAPAAAAZHJzL2Rvd25yZXYueG1sRI/dSsNA&#10;FITvhb7Dcgre2U2rFJt2W2pBkUKr9uf+mD0mIdmzcXdtkrd3C4KXw8x8wyxWnanFhZwvLSsYjxIQ&#10;xJnVJecKTsfnu0cQPiBrrC2Tgp48rJaDmwWm2rb8QZdDyEWEsE9RQRFCk0rps4IM+pFtiKP3ZZ3B&#10;EKXLpXbYRrip5SRJptJgyXGhwIY2BWXV4ccocO57Vm1fPk+7p/e36ryv+76dbJS6HXbrOYhAXfgP&#10;/7VftYKHe7h+iT9ALn8BAAD//wMAUEsBAi0AFAAGAAgAAAAhANvh9svuAAAAhQEAABMAAAAAAAAA&#10;AAAAAAAAAAAAAFtDb250ZW50X1R5cGVzXS54bWxQSwECLQAUAAYACAAAACEAWvQsW78AAAAVAQAA&#10;CwAAAAAAAAAAAAAAAAAfAQAAX3JlbHMvLnJlbHNQSwECLQAUAAYACAAAACEAb9zTYMYAAADbAAAA&#10;DwAAAAAAAAAAAAAAAAAHAgAAZHJzL2Rvd25yZXYueG1sUEsFBgAAAAADAAMAtwAAAPoCAAAAAA==&#10;" fillcolor="window" strokecolor="#2f528f" strokeweight="1pt">
+                <v:oval id="Elipse 43" o:spid="_x0000_s1033" style="position:absolute;left:95;top:900;width:12518;height:12620;visibility:visible;mso-wrap-style:square;v-text-anchor:middle" o:gfxdata="UEsDBBQABgAIAAAAIQDb4fbL7gAAAIUBAAATAAAAW0NvbnRlbnRfVHlwZXNdLnhtbHyQz07DMAyH&#10;70i8Q+QralM4IITa7kDhCAiNB7ASt43WOlEcyvb2pNu4IODoPz9/n1xv9vOkForiPDdwXVagiI23&#10;jocG3rdPxR0oScgWJ8/UwIEENu3lRb09BBKV0ywNjCmFe63FjDSjlD4Q50nv44wpl3HQAc0OB9I3&#10;VXWrjedEnIq03oC27qjHjympx31un0wiTQLq4bS4shrAECZnMGVTvbD9QSnOhDInjzsyuiBXWQP0&#10;r4R18jfgnHvJr4nOknrFmJ5xzhraRtHWf3Kkpfz/yGo5S+H73hkquyhdjr3R8m2lj09svwAAAP//&#10;AwBQSwMEFAAGAAgAAAAhAFr0LFu/AAAAFQEAAAsAAABfcmVscy8ucmVsc2zPwWrDMAwG4Ptg72B0&#10;X5TuUMaI01uh19I+gLGVxCy2jGSy9e1nemrHjpL4P0nD4SetZiPRyNnCruvBUPYcYp4tXC/Htw8w&#10;Wl0ObuVMFm6kcBhfX4Yzra62kC6xqGlKVgtLreUTUf1CyWnHhXKbTCzJ1VbKjMX5LzcTvvf9HuXR&#10;gPHJNKdgQU5hB+ZyK23zHztFL6w81c5zQp6m6P9TMfB3PtPWFCczVQtB9N4U2rp2HOA44NMz4y8A&#10;AAD//wMAUEsDBBQABgAIAAAAIQBv3NNgxgAAANsAAAAPAAAAZHJzL2Rvd25yZXYueG1sRI/dSsNA&#10;FITvhb7Dcgre2U2rFJt2W2pBkUKr9uf+mD0mIdmzcXdtkrd3C4KXw8x8wyxWnanFhZwvLSsYjxIQ&#10;xJnVJecKTsfnu0cQPiBrrC2Tgp48rJaDmwWm2rb8QZdDyEWEsE9RQRFCk0rps4IM+pFtiKP3ZZ3B&#10;EKXLpXbYRrip5SRJptJgyXGhwIY2BWXV4ccocO57Vm1fPk+7p/e36ryv+76dbJS6HXbrOYhAXfgP&#10;/7VftYKHe7h+iT9ALn8BAAD//wMAUEsBAi0AFAAGAAgAAAAhANvh9svuAAAAhQEAABMAAAAAAAAA&#10;AAAAAAAAAAAAAFtDb250ZW50X1R5cGVzXS54bWxQSwECLQAUAAYACAAAACEAWvQsW78AAAAVAQAA&#10;CwAAAAAAAAAAAAAAAAAfAQAAX3JlbHMvLnJlbHNQSwECLQAUAAYACAAAACEAb9zTYMYAAADbAAAA&#10;DwAAAAAAAAAAAAAAAAAHAgAAZHJzL2Rvd25yZXYueG1sUEsFBgAAAAADAAMAtwAAAPoCAAAAAA==&#10;" fillcolor="window" strokecolor="#2f528f" strokeweight="1pt">
                   <v:stroke joinstyle="miter"/>
                 </v:oval>
-                <v:shape id="Caixa de Texto 44" o:spid="_x0000_s1034" type="#_x0000_t202" style="position:absolute;left:14369;top:2503;width:44196;height:11970;visibility:visible;mso-wrap-style:square;v-text-anchor:top" o:gfxdata="UEsDBBQABgAIAAAAIQDb4fbL7gAAAIUBAAATAAAAW0NvbnRlbnRfVHlwZXNdLnhtbHyQz07DMAyH&#10;70i8Q+QralM4IITa7kDhCAiNB7ASt43WOlEcyvb2pNu4IODoPz9/n1xv9vOkForiPDdwXVagiI23&#10;jocG3rdPxR0oScgWJ8/UwIEENu3lRb09BBKV0ywNjCmFe63FjDSjlD4Q50nv44wpl3HQAc0OB9I3&#10;VXWrjedEnIq03oC27qjHjympx31un0wiTQLq4bS4shrAECZnMGVTvbD9QSnOhDInjzsyuiBXWQP0&#10;r4R18jfgnHvJr4nOknrFmJ5xzhraRtHWf3Kkpfz/yGo5S+H73hkquyhdjr3R8m2lj09svwAAAP//&#10;AwBQSwMEFAAGAAgAAAAhAFr0LFu/AAAAFQEAAAsAAABfcmVscy8ucmVsc2zPwWrDMAwG4Ptg72B0&#10;X5TuUMaI01uh19I+gLGVxCy2jGSy9e1nemrHjpL4P0nD4SetZiPRyNnCruvBUPYcYp4tXC/Htw8w&#10;Wl0ObuVMFm6kcBhfX4Yzra62kC6xqGlKVgtLreUTUf1CyWnHhXKbTCzJ1VbKjMX5LzcTvvf9HuXR&#10;gPHJNKdgQU5hB+ZyK23zHztFL6w81c5zQp6m6P9TMfB3PtPWFCczVQtB9N4U2rp2HOA44NMz4y8A&#10;AAD//wMAUEsDBBQABgAIAAAAIQC3XgZkxQAAANsAAAAPAAAAZHJzL2Rvd25yZXYueG1sRI9Ba8JA&#10;FITvhf6H5RV6q5sWEYmuItJShQZrFLw+ss8kmn0bdrcm+uu7BaHHYWa+Yabz3jTiQs7XlhW8DhIQ&#10;xIXVNZcK9ruPlzEIH5A1NpZJwZU8zGePD1NMte14S5c8lCJC2KeooAqhTaX0RUUG/cC2xNE7Wmcw&#10;ROlKqR12EW4a+ZYkI2mw5rhQYUvLiopz/mMUHLr8023W69N3u8pum1uefdF7ptTzU7+YgAjUh//w&#10;vb3SCoZD+PsSf4Cc/QIAAP//AwBQSwECLQAUAAYACAAAACEA2+H2y+4AAACFAQAAEwAAAAAAAAAA&#10;AAAAAAAAAAAAW0NvbnRlbnRfVHlwZXNdLnhtbFBLAQItABQABgAIAAAAIQBa9CxbvwAAABUBAAAL&#10;AAAAAAAAAAAAAAAAAB8BAABfcmVscy8ucmVsc1BLAQItABQABgAIAAAAIQC3XgZkxQAAANsAAAAP&#10;AAAAAAAAAAAAAAAAAAcCAABkcnMvZG93bnJldi54bWxQSwUGAAAAAAMAAwC3AAAA+QIAAAAA&#10;" fillcolor="window" stroked="f" strokeweight=".5pt">
+                <v:shape id="Caixa de Texto 44" o:spid="_x0000_s1034" type="#_x0000_t202" style="position:absolute;left:13988;top:1551;width:44196;height:11969;visibility:visible;mso-wrap-style:square;v-text-anchor:top" o:gfxdata="UEsDBBQABgAIAAAAIQDb4fbL7gAAAIUBAAATAAAAW0NvbnRlbnRfVHlwZXNdLnhtbHyQz07DMAyH&#10;70i8Q+QralM4IITa7kDhCAiNB7ASt43WOlEcyvb2pNu4IODoPz9/n1xv9vOkForiPDdwXVagiI23&#10;jocG3rdPxR0oScgWJ8/UwIEENu3lRb09BBKV0ywNjCmFe63FjDSjlD4Q50nv44wpl3HQAc0OB9I3&#10;VXWrjedEnIq03oC27qjHjympx31un0wiTQLq4bS4shrAECZnMGVTvbD9QSnOhDInjzsyuiBXWQP0&#10;r4R18jfgnHvJr4nOknrFmJ5xzhraRtHWf3Kkpfz/yGo5S+H73hkquyhdjr3R8m2lj09svwAAAP//&#10;AwBQSwMEFAAGAAgAAAAhAFr0LFu/AAAAFQEAAAsAAABfcmVscy8ucmVsc2zPwWrDMAwG4Ptg72B0&#10;X5TuUMaI01uh19I+gLGVxCy2jGSy9e1nemrHjpL4P0nD4SetZiPRyNnCruvBUPYcYp4tXC/Htw8w&#10;Wl0ObuVMFm6kcBhfX4Yzra62kC6xqGlKVgtLreUTUf1CyWnHhXKbTCzJ1VbKjMX5LzcTvvf9HuXR&#10;gPHJNKdgQU5hB+ZyK23zHztFL6w81c5zQp6m6P9TMfB3PtPWFCczVQtB9N4U2rp2HOA44NMz4y8A&#10;AAD//wMAUEsDBBQABgAIAAAAIQC3XgZkxQAAANsAAAAPAAAAZHJzL2Rvd25yZXYueG1sRI9Ba8JA&#10;FITvhf6H5RV6q5sWEYmuItJShQZrFLw+ss8kmn0bdrcm+uu7BaHHYWa+Yabz3jTiQs7XlhW8DhIQ&#10;xIXVNZcK9ruPlzEIH5A1NpZJwZU8zGePD1NMte14S5c8lCJC2KeooAqhTaX0RUUG/cC2xNE7Wmcw&#10;ROlKqR12EW4a+ZYkI2mw5rhQYUvLiopz/mMUHLr8023W69N3u8pum1uefdF7ptTzU7+YgAjUh//w&#10;vb3SCoZD+PsSf4Cc/QIAAP//AwBQSwECLQAUAAYACAAAACEA2+H2y+4AAACFAQAAEwAAAAAAAAAA&#10;AAAAAAAAAAAAW0NvbnRlbnRfVHlwZXNdLnhtbFBLAQItABQABgAIAAAAIQBa9CxbvwAAABUBAAAL&#10;AAAAAAAAAAAAAAAAAB8BAABfcmVscy8ucmVsc1BLAQItABQABgAIAAAAIQC3XgZkxQAAANsAAAAP&#10;AAAAAAAAAAAAAAAAAAcCAABkcnMvZG93bnJldi54bWxQSwUGAAAAAAMAAwC3AAAA+QIAAAAA&#10;" fillcolor="window" stroked="f" strokeweight=".5pt">
                   <v:textbox>
                     <w:txbxContent>
                       <w:p>
@@ -1524,7 +1533,7 @@
                     </w:txbxContent>
                   </v:textbox>
                 </v:shape>
-                <v:shape id="Gráfico 45" o:spid="_x0000_s1035" type="#_x0000_t75" alt="Usuário estrutura de tópicos" style="position:absolute;left:2503;top:3701;width:7836;height:7836;visibility:visible;mso-wrap-style:square" o:gfxdata="UEsDBBQABgAIAAAAIQDb4fbL7gAAAIUBAAATAAAAW0NvbnRlbnRfVHlwZXNdLnhtbHyQz07DMAyH&#10;70i8Q+QralM4IITa7kDhCAiNB7ASt43WOlEcyvb2pNu4IODoPz9/n1xv9vOkForiPDdwXVagiI23&#10;jocG3rdPxR0oScgWJ8/UwIEENu3lRb09BBKV0ywNjCmFe63FjDSjlD4Q50nv44wpl3HQAc0OB9I3&#10;VXWrjedEnIq03oC27qjHjympx31un0wiTQLq4bS4shrAECZnMGVTvbD9QSnOhDInjzsyuiBXWQP0&#10;r4R18jfgnHvJr4nOknrFmJ5xzhraRtHWf3Kkpfz/yGo5S+H73hkquyhdjr3R8m2lj09svwAAAP//&#10;AwBQSwMEFAAGAAgAAAAhAFr0LFu/AAAAFQEAAAsAAABfcmVscy8ucmVsc2zPwWrDMAwG4Ptg72B0&#10;X5TuUMaI01uh19I+gLGVxCy2jGSy9e1nemrHjpL4P0nD4SetZiPRyNnCruvBUPYcYp4tXC/Htw8w&#10;Wl0ObuVMFm6kcBhfX4Yzra62kC6xqGlKVgtLreUTUf1CyWnHhXKbTCzJ1VbKjMX5LzcTvvf9HuXR&#10;gPHJNKdgQU5hB+ZyK23zHztFL6w81c5zQp6m6P9TMfB3PtPWFCczVQtB9N4U2rp2HOA44NMz4y8A&#10;AAD//wMAUEsDBBQABgAIAAAAIQCY5RfswwAAANsAAAAPAAAAZHJzL2Rvd25yZXYueG1sRI9Bi8Iw&#10;FITvgv8hPMGLaLqiy9o1SlkoCHpR97K3R/JsuzYvpYla/70RBI/DzHzDLNedrcWVWl85VvAxSUAQ&#10;a2cqLhT8HvPxFwgfkA3WjknBnTysV/3eElPjbryn6yEUIkLYp6igDKFJpfS6JIt+4hri6J1cazFE&#10;2RbStHiLcFvLaZJ8SosVx4USG/opSZ8PF6sg/J93s6z5W3R2q2W+yHU2mmulhoMu+wYRqAvv8Ku9&#10;MQpmc3h+iT9Arh4AAAD//wMAUEsBAi0AFAAGAAgAAAAhANvh9svuAAAAhQEAABMAAAAAAAAAAAAA&#10;AAAAAAAAAFtDb250ZW50X1R5cGVzXS54bWxQSwECLQAUAAYACAAAACEAWvQsW78AAAAVAQAACwAA&#10;AAAAAAAAAAAAAAAfAQAAX3JlbHMvLnJlbHNQSwECLQAUAAYACAAAACEAmOUX7MMAAADbAAAADwAA&#10;AAAAAAAAAAAAAAAHAgAAZHJzL2Rvd25yZXYueG1sUEsFBgAAAAADAAMAtwAAAPcCAAAAAA==&#10;">
+                <v:shape id="Gráfico 45" o:spid="_x0000_s1035" type="#_x0000_t75" alt="Usuário estrutura de tópicos" style="position:absolute;left:2503;top:3701;width:7836;height:7836;visibility:visible;mso-wrap-style:square" o:gfxdata="UEsDBBQABgAIAAAAIQDb4fbL7gAAAIUBAAATAAAAW0NvbnRlbnRfVHlwZXNdLnhtbHyQz07DMAyH&#10;70i8Q+QralM4IITa7kDhCAiNB7ASt43WOlEcyvb2pNu4IODoPz9/n1xv9vOkForiPDdwXVagiI23&#10;jocG3rdPxR0oScgWJ8/UwIEENu3lRb09BBKV0ywNjCmFe63FjDSjlD4Q50nv44wpl3HQAc0OB9I3&#10;VXWrjedEnIq03oC27qjHjympx31un0wiTQLq4bS4shrAECZnMGVTvbD9QSnOhDInjzsyuiBXWQP0&#10;r4R18jfgnHvJr4nOknrFmJ5xzhraRtHWf3Kkpfz/yGo5S+H73hkquyhdjr3R8m2lj09svwAAAP//&#10;AwBQSwMEFAAGAAgAAAAhAFr0LFu/AAAAFQEAAAsAAABfcmVscy8ucmVsc2zPwWrDMAwG4Ptg72B0&#10;X5TuUMaI01uh19I+gLGVxCy2jGSy9e1nemrHjpL4P0nD4SetZiPRyNnCruvBUPYcYp4tXC/Htw8w&#10;Wl0ObuVMFm6kcBhfX4Yzra62kC6xqGlKVgtLreUTUf1CyWnHhXKbTCzJ1VbKjMX5LzcTvvf9HuXR&#10;gPHJNKdgQU5hB+ZyK23zHztFL6w81c5zQp6m6P9TMfB3PtPWFCczVQtB9N4U2rp2HOA44NMz4y8A&#10;AAD//wMAUEsDBBQABgAIAAAAIQACzMklxQAAANsAAAAPAAAAZHJzL2Rvd25yZXYueG1sRI9Ba8JA&#10;FITvBf/D8oTemo2tpiG6ii0UPHhJ2kO9PbLPJJh9G7PbmPrr3ULB4zAz3zCrzWhaMVDvGssKZlEM&#10;gri0uuFKwdfnx1MKwnlkja1lUvBLDjbrycMKM20vnNNQ+EoECLsMFdTed5mUrqzJoItsRxy8o+0N&#10;+iD7SuoeLwFuWvkcx4k02HBYqLGj95rKU/FjFDibvO2/9es5SfPuMD8O9HJdkFKP03G7BOFp9Pfw&#10;f3unFcwX8Pcl/AC5vgEAAP//AwBQSwECLQAUAAYACAAAACEA2+H2y+4AAACFAQAAEwAAAAAAAAAA&#10;AAAAAAAAAAAAW0NvbnRlbnRfVHlwZXNdLnhtbFBLAQItABQABgAIAAAAIQBa9CxbvwAAABUBAAAL&#10;AAAAAAAAAAAAAAAAAB8BAABfcmVscy8ucmVsc1BLAQItABQABgAIAAAAIQACzMklxQAAANsAAAAP&#10;AAAAAAAAAAAAAAAAAAcCAABkcnMvZG93bnJldi54bWxQSwUGAAAAAAMAAwC3AAAA+QIAAAAA&#10;">
                   <v:imagedata r:id="rId10" o:title="Usuário estrutura de tópicos"/>
                 </v:shape>
                 <w10:wrap anchorx="margin"/>
@@ -2658,15 +2667,29 @@
             <w:pPr>
               <w:spacing w:after="0"/>
             </w:pPr>
+            <w:r>
+              <w:rPr>
+                <w:color w:val="EE0000"/>
+                <w:sz w:val="20"/>
+              </w:rPr>
+              <w:t>{</w:t>
+            </w:r>
             <w:proofErr w:type="spellStart"/>
             <w:r>
               <w:rPr>
                 <w:color w:val="EE0000"/>
                 <w:sz w:val="20"/>
               </w:rPr>
-              <w:t>{adhesionFee}</w:t>
+              <w:t>adhesionFee</w:t>
             </w:r>
             <w:proofErr w:type="spellEnd"/>
+            <w:r>
+              <w:rPr>
+                <w:color w:val="EE0000"/>
+                <w:sz w:val="20"/>
+              </w:rPr>
+              <w:t>}</w:t>
+            </w:r>
           </w:p>
         </w:tc>
       </w:tr>
@@ -3690,6 +3713,7 @@
         <w:jc w:val="both"/>
       </w:pPr>
       <w:r>
+        <w:lastRenderedPageBreak/>
         <w:t xml:space="preserve">c) </w:t>
       </w:r>
       <w:proofErr w:type="spellStart"/>
@@ -3791,7 +3815,6 @@
         <w:jc w:val="both"/>
       </w:pPr>
       <w:r>
-        <w:lastRenderedPageBreak/>
         <w:t xml:space="preserve">e) </w:t>
       </w:r>
       <w:proofErr w:type="spellStart"/>
@@ -5464,6 +5487,7 @@
         <w:jc w:val="both"/>
       </w:pPr>
       <w:r>
+        <w:lastRenderedPageBreak/>
         <w:t xml:space="preserve">5.1. </w:t>
       </w:r>
       <w:proofErr w:type="spellStart"/>
@@ -5554,7 +5578,6 @@
         <w:jc w:val="both"/>
       </w:pPr>
       <w:r>
-        <w:lastRenderedPageBreak/>
         <w:t xml:space="preserve">b) </w:t>
       </w:r>
       <w:r>
@@ -7442,6 +7465,7 @@
         <w:jc w:val="both"/>
       </w:pPr>
       <w:r>
+        <w:lastRenderedPageBreak/>
         <w:t xml:space="preserve">6.5. Para </w:t>
       </w:r>
       <w:proofErr w:type="spellStart"/>
@@ -7672,7 +7696,6 @@
         <w:jc w:val="both"/>
       </w:pPr>
       <w:r>
-        <w:lastRenderedPageBreak/>
         <w:t xml:space="preserve">6.6. </w:t>
       </w:r>
       <w:proofErr w:type="spellStart"/>
@@ -7937,15 +7960,7 @@
       </w:r>
       <w:proofErr w:type="spellEnd"/>
       <w:r>
-        <w:t xml:space="preserve"> Lei do </w:t>
-      </w:r>
-      <w:proofErr w:type="spellStart"/>
-      <w:r>
-        <w:t>Inquilinato</w:t>
-      </w:r>
-      <w:proofErr w:type="spellEnd"/>
-      <w:r>
-        <w:t xml:space="preserve">, o </w:t>
+        <w:t xml:space="preserve"> Lei do Inquilinato, o </w:t>
       </w:r>
       <w:proofErr w:type="spellStart"/>
       <w:r>
@@ -8645,15 +8660,7 @@
       </w:r>
       <w:proofErr w:type="spellEnd"/>
       <w:r>
-        <w:t xml:space="preserve"> Lei do </w:t>
-      </w:r>
-      <w:proofErr w:type="spellStart"/>
-      <w:r>
-        <w:t>Inquilinato</w:t>
-      </w:r>
-      <w:proofErr w:type="spellEnd"/>
-      <w:r>
-        <w:t>.</w:t>
+        <w:t xml:space="preserve"> Lei do Inquilinato.</w:t>
       </w:r>
     </w:p>
     <w:p>
@@ -9143,7 +9150,15 @@
       </w:r>
       <w:proofErr w:type="spellEnd"/>
       <w:r>
-        <w:t xml:space="preserve"> da Administração Pública;</w:t>
+        <w:t xml:space="preserve"> da </w:t>
+      </w:r>
+      <w:proofErr w:type="spellStart"/>
+      <w:r>
+        <w:t>Administração</w:t>
+      </w:r>
+      <w:proofErr w:type="spellEnd"/>
+      <w:r>
+        <w:t xml:space="preserve"> Pública;</w:t>
       </w:r>
     </w:p>
     <w:p>
@@ -9475,6 +9490,7 @@
         <w:jc w:val="both"/>
       </w:pPr>
       <w:r>
+        <w:lastRenderedPageBreak/>
         <w:t xml:space="preserve">m) </w:t>
       </w:r>
       <w:proofErr w:type="spellStart"/>
@@ -9517,15 +9533,7 @@
       </w:r>
       <w:proofErr w:type="spellEnd"/>
       <w:r>
-        <w:t xml:space="preserve"> pela Lei do </w:t>
-      </w:r>
-      <w:proofErr w:type="spellStart"/>
-      <w:r>
-        <w:t>Inquilinato</w:t>
-      </w:r>
-      <w:proofErr w:type="spellEnd"/>
-      <w:r>
-        <w:t>;</w:t>
+        <w:t xml:space="preserve"> pela Lei do Inquilinato;</w:t>
       </w:r>
     </w:p>
     <w:p>
@@ -9679,7 +9687,6 @@
         <w:jc w:val="both"/>
       </w:pPr>
       <w:r>
-        <w:lastRenderedPageBreak/>
         <w:t xml:space="preserve">7.3. </w:t>
       </w:r>
       <w:proofErr w:type="gramStart"/>
@@ -12071,6 +12078,7 @@
         <w:jc w:val="both"/>
       </w:pPr>
       <w:r>
+        <w:lastRenderedPageBreak/>
         <w:t xml:space="preserve">8.3. </w:t>
       </w:r>
       <w:proofErr w:type="spellStart"/>
@@ -12194,7 +12202,6 @@
         <w:rPr>
           <w:rFonts w:ascii="Arial" w:eastAsia="Arial" w:hAnsi="Arial"/>
         </w:rPr>
-        <w:lastRenderedPageBreak/>
         <w:t>9. CUSTOS DE SAÍDA</w:t>
       </w:r>
     </w:p>
@@ -13847,6 +13854,7 @@
         <w:jc w:val="both"/>
       </w:pPr>
       <w:r>
+        <w:lastRenderedPageBreak/>
         <w:t xml:space="preserve">l) </w:t>
       </w:r>
       <w:proofErr w:type="spellStart"/>
@@ -13897,7 +13905,6 @@
         <w:jc w:val="both"/>
       </w:pPr>
       <w:r>
-        <w:lastRenderedPageBreak/>
         <w:t xml:space="preserve">n) </w:t>
       </w:r>
       <w:proofErr w:type="spellStart"/>
@@ -15429,6 +15436,7 @@
         <w:jc w:val="both"/>
       </w:pPr>
       <w:r>
+        <w:lastRenderedPageBreak/>
         <w:t xml:space="preserve">11.6. A </w:t>
       </w:r>
       <w:proofErr w:type="spellStart"/>
@@ -15585,7 +15593,6 @@
       </w:r>
       <w:proofErr w:type="spellStart"/>
       <w:r>
-        <w:lastRenderedPageBreak/>
         <w:t>advogados</w:t>
       </w:r>
       <w:proofErr w:type="spellEnd"/>
@@ -17319,6 +17326,7 @@
         <w:jc w:val="both"/>
       </w:pPr>
       <w:r>
+        <w:lastRenderedPageBreak/>
         <w:t>b</w:t>
       </w:r>
       <w:r>
@@ -17370,7 +17378,6 @@
         <w:jc w:val="both"/>
       </w:pPr>
       <w:r>
-        <w:lastRenderedPageBreak/>
         <w:t xml:space="preserve">14.3. A DOCULOC </w:t>
       </w:r>
       <w:proofErr w:type="spellStart"/>
@@ -25322,6 +25329,7 @@
   <w:style w:type="character" w:default="1" w:styleId="Fontepargpadro">
     <w:name w:val="Default Paragraph Font"/>
     <w:uiPriority w:val="1"/>
+    <w:semiHidden/>
     <w:unhideWhenUsed/>
   </w:style>
   <w:style w:type="table" w:default="1" w:styleId="Tabelanormal">
